--- a/courses/mathematical-physics/propagators-cont.docx
+++ b/courses/mathematical-physics/propagators-cont.docx
@@ -934,10 +934,7 @@
                     <m:sSup>
                       <m:e>
                         <m:r>
-                          <m:rPr>
-                            <m:sty m:val="p"/>
-                          </m:rPr>
-                          <m:t>Ω</m:t>
+                          <m:t>ν</m:t>
                         </m:r>
                       </m:e>
                       <m:sup>

--- a/courses/mathematical-physics/propagators-cont.docx
+++ b/courses/mathematical-physics/propagators-cont.docx
@@ -379,10 +379,7 @@
                     <m:sSup>
                       <m:e>
                         <m:r>
-                          <m:rPr>
-                            <m:sty m:val="p"/>
-                          </m:rPr>
-                          <m:t>Ω</m:t>
+                          <m:t>ω</m:t>
                         </m:r>
                       </m:e>
                       <m:sup>
@@ -934,7 +931,7 @@
                     <m:sSup>
                       <m:e>
                         <m:r>
-                          <m:t>ν</m:t>
+                          <m:t>ω</m:t>
                         </m:r>
                       </m:e>
                       <m:sup>
@@ -2236,16 +2233,6 @@
           <m:r>
             <m:t>α</m:t>
           </m:r>
-          <m:acc>
-            <m:accPr>
-              <m:chr m:val="‾"/>
-            </m:accPr>
-            <m:e>
-              <m:r>
-                <m:t>V</m:t>
-              </m:r>
-            </m:e>
-          </m:acc>
           <m:r>
             <m:t>V</m:t>
           </m:r>
@@ -2275,28 +2262,6 @@
               <m:r>
                 <m:t>α</m:t>
               </m:r>
-            </m:e>
-            <m:sup>
-              <m:r>
-                <m:rPr>
-                  <m:sty m:val="p"/>
-                </m:rPr>
-                <m:t>*</m:t>
-              </m:r>
-            </m:sup>
-          </m:sSup>
-          <m:sSup>
-            <m:e>
-              <m:acc>
-                <m:accPr>
-                  <m:chr m:val="‾"/>
-                </m:accPr>
-                <m:e>
-                  <m:r>
-                    <m:t>V</m:t>
-                  </m:r>
-                </m:e>
-              </m:acc>
             </m:e>
             <m:sup>
               <m:r>
@@ -2566,16 +2531,6 @@
           <m:r>
             <m:t>α</m:t>
           </m:r>
-          <m:acc>
-            <m:accPr>
-              <m:chr m:val="‾"/>
-            </m:accPr>
-            <m:e>
-              <m:r>
-                <m:t>V</m:t>
-              </m:r>
-            </m:e>
-          </m:acc>
           <m:r>
             <m:t>V</m:t>
           </m:r>
@@ -2605,28 +2560,6 @@
               <m:r>
                 <m:t>α</m:t>
               </m:r>
-            </m:e>
-            <m:sup>
-              <m:r>
-                <m:rPr>
-                  <m:sty m:val="p"/>
-                </m:rPr>
-                <m:t>*</m:t>
-              </m:r>
-            </m:sup>
-          </m:sSup>
-          <m:sSup>
-            <m:e>
-              <m:acc>
-                <m:accPr>
-                  <m:chr m:val="‾"/>
-                </m:accPr>
-                <m:e>
-                  <m:r>
-                    <m:t>V</m:t>
-                  </m:r>
-                </m:e>
-              </m:acc>
             </m:e>
             <m:sup>
               <m:r>
@@ -2936,6 +2869,42 @@
               <m:sty m:val="p"/>
             </m:rPr>
             <m:t>)</m:t>
+          </m:r>
+          <m:r>
+            <m:rPr>
+              <m:sty m:val="p"/>
+            </m:rPr>
+            <m:t>,</m:t>
+          </m:r>
+          <m:r>
+            <m:t> </m:t>
+          </m:r>
+          <m:sSub>
+            <m:e>
+              <m:r>
+                <m:t>x</m:t>
+              </m:r>
+            </m:e>
+            <m:sub>
+              <m:r>
+                <m:t>R</m:t>
+              </m:r>
+            </m:sub>
+          </m:sSub>
+          <m:r>
+            <m:rPr>
+              <m:sty m:val="p"/>
+            </m:rPr>
+            <m:t>=</m:t>
+          </m:r>
+          <m:r>
+            <m:rPr>
+              <m:sty m:val="p"/>
+            </m:rPr>
+            <m:t>−</m:t>
+          </m:r>
+          <m:r>
+            <m:t>x</m:t>
           </m:r>
         </m:oMath>
       </m:oMathPara>
@@ -6229,7 +6198,7 @@
           <w:b/>
           <w:bCs/>
         </w:rPr>
-        <w:t xml:space="preserve">Complexificação</w:t>
+        <w:t xml:space="preserve">Complexificação (Essencial)</w:t>
       </w:r>
     </w:p>
     <w:p>
@@ -6518,7 +6487,7 @@
           <w:b/>
           <w:bCs/>
         </w:rPr>
-        <w:t xml:space="preserve">Propagador Futuro</w:t>
+        <w:t xml:space="preserve">Propagador Futuro (Essencial)</w:t>
       </w:r>
     </w:p>
     <w:p>

--- a/courses/mathematical-physics/propagators-cont.docx
+++ b/courses/mathematical-physics/propagators-cont.docx
@@ -2061,18 +2061,42 @@
           </m:rPr>
           <m:t>⟨</m:t>
         </m:r>
-        <m:r>
-          <m:t>V</m:t>
-        </m:r>
+        <m:sSup>
+          <m:e>
+            <m:r>
+              <m:t>V</m:t>
+            </m:r>
+          </m:e>
+          <m:sup>
+            <m:r>
+              <m:rPr>
+                <m:sty m:val="p"/>
+              </m:rPr>
+              <m:t>*</m:t>
+            </m:r>
+          </m:sup>
+        </m:sSup>
         <m:r>
           <m:rPr>
             <m:sty m:val="p"/>
           </m:rPr>
           <m:t>,</m:t>
         </m:r>
-        <m:r>
-          <m:t>V</m:t>
-        </m:r>
+        <m:sSup>
+          <m:e>
+            <m:r>
+              <m:t>V</m:t>
+            </m:r>
+          </m:e>
+          <m:sup>
+            <m:r>
+              <m:rPr>
+                <m:sty m:val="p"/>
+              </m:rPr>
+              <m:t>*</m:t>
+            </m:r>
+          </m:sup>
+        </m:sSup>
         <m:r>
           <m:rPr>
             <m:sty m:val="p"/>
@@ -6402,12 +6426,21 @@
           </m:rPr>
           <m:t>=</m:t>
         </m:r>
-        <m:r>
-          <m:t>i</m:t>
-        </m:r>
-        <m:r>
-          <m:t>V</m:t>
-        </m:r>
+        <m:sSup>
+          <m:e>
+            <m:r>
+              <m:t>V</m:t>
+            </m:r>
+          </m:e>
+          <m:sup>
+            <m:r>
+              <m:rPr>
+                <m:sty m:val="p"/>
+              </m:rPr>
+              <m:t>*</m:t>
+            </m:r>
+          </m:sup>
+        </m:sSup>
       </m:oMath>
       <w:r>
         <w:t xml:space="preserve">. Calcule</w:t>
@@ -7988,52 +8021,6 @@
     </w:p>
     <w:bookmarkEnd w:id="41"/>
     <w:bookmarkEnd w:id="42"/>
-    <w:bookmarkStart w:id="43" w:name="referências"/>
-    <w:p>
-      <w:pPr>
-        <w:pStyle w:val="Heading1"/>
-      </w:pPr>
-      <w:r>
-        <w:t xml:space="preserve">Referências</w:t>
-      </w:r>
-    </w:p>
-    <w:p>
-      <w:pPr>
-        <w:pStyle w:val="Compact"/>
-        <w:numPr>
-          <w:ilvl w:val="0"/>
-          <w:numId w:val="1019"/>
-        </w:numPr>
-      </w:pPr>
-      <w:r>
-        <w:t xml:space="preserve">Notas de aula sobre a delta de Dirac (material anterior)</w:t>
-      </w:r>
-    </w:p>
-    <w:p>
-      <w:pPr>
-        <w:pStyle w:val="Compact"/>
-        <w:numPr>
-          <w:ilvl w:val="0"/>
-          <w:numId w:val="1019"/>
-        </w:numPr>
-      </w:pPr>
-      <w:r>
-        <w:t xml:space="preserve">Mecânica Clássica Avançada - Capítulos sobre estrutura simplética</w:t>
-      </w:r>
-    </w:p>
-    <w:p>
-      <w:pPr>
-        <w:pStyle w:val="Compact"/>
-        <w:numPr>
-          <w:ilvl w:val="0"/>
-          <w:numId w:val="1019"/>
-        </w:numPr>
-      </w:pPr>
-      <w:r>
-        <w:t xml:space="preserve">Teoria Quântica de Campos - Propriedades de propagadores</w:t>
-      </w:r>
-    </w:p>
-    <w:bookmarkEnd w:id="43"/>
     <w:sectPr>
       <w:footnotePr>
         <w:numRestart w:val="eachSect"/>
@@ -9160,9 +9147,6 @@
     <w:lvlOverride w:ilvl="8">
       <w:startOverride w:val="1"/>
     </w:lvlOverride>
-  </w:num>
-  <w:num w:numId="1019">
-    <w:abstractNumId w:val="991"/>
   </w:num>
 </w:numbering>
 </file>

--- a/courses/mathematical-physics/propagators-cont.docx
+++ b/courses/mathematical-physics/propagators-cont.docx
@@ -86,7 +86,7 @@
     </w:p>
     <w:bookmarkEnd w:id="9"/>
     <w:bookmarkEnd w:id="10"/>
-    <w:bookmarkStart w:id="14" w:name="formulação-simplética"/>
+    <w:bookmarkStart w:id="17" w:name="formulação-simplética"/>
     <w:p>
       <w:pPr>
         <w:pStyle w:val="Heading1"/>
@@ -553,7 +553,7 @@
       </m:oMathPara>
     </w:p>
     <w:bookmarkEnd w:id="11"/>
-    <w:bookmarkStart w:id="12" w:name="matriz-simplética"/>
+    <w:bookmarkStart w:id="15" w:name="matriz-simplética"/>
     <w:p>
       <w:pPr>
         <w:pStyle w:val="Heading2"/>
@@ -700,168 +700,279 @@
         <w:t xml:space="preserve">) e desempenha um papel fundamental na definição do Wronskiano conservado.</w:t>
       </w:r>
     </w:p>
-    <w:p>
-      <w:pPr>
-        <w:pStyle w:val="BodyText"/>
-      </w:pPr>
-      <w:r>
-        <w:t xml:space="preserve">O Wronskiano de duas soluções</w:t>
-      </w:r>
-      <w:r>
-        <w:t xml:space="preserve"> </w:t>
-      </w:r>
-      <m:oMath>
-        <m:sSub>
-          <m:e>
-            <m:r>
-              <m:t>V</m:t>
-            </m:r>
-          </m:e>
-          <m:sub>
-            <m:r>
-              <m:t>1</m:t>
-            </m:r>
-          </m:sub>
-        </m:sSub>
-      </m:oMath>
-      <w:r>
-        <w:t xml:space="preserve"> </w:t>
-      </w:r>
-      <w:r>
-        <w:t xml:space="preserve">e</w:t>
-      </w:r>
-      <w:r>
-        <w:t xml:space="preserve"> </w:t>
-      </w:r>
-      <m:oMath>
-        <m:sSub>
-          <m:e>
-            <m:r>
-              <m:t>V</m:t>
-            </m:r>
-          </m:e>
-          <m:sub>
-            <m:r>
-              <m:t>2</m:t>
-            </m:r>
-          </m:sub>
-        </m:sSub>
-      </m:oMath>
-      <w:r>
-        <w:t xml:space="preserve"> </w:t>
-      </w:r>
-      <w:r>
-        <w:t xml:space="preserve">é dado por:</w:t>
-      </w:r>
-    </w:p>
-    <w:p>
-      <w:pPr>
-        <w:pStyle w:val="BodyText"/>
-      </w:pPr>
-      <m:oMathPara>
-        <m:oMathParaPr>
-          <m:jc m:val="center"/>
-        </m:oMathParaPr>
-        <m:oMath>
-          <m:r>
-            <m:t>W</m:t>
-          </m:r>
-          <m:r>
-            <m:rPr>
-              <m:sty m:val="p"/>
-            </m:rPr>
-            <m:t>(</m:t>
-          </m:r>
-          <m:sSub>
-            <m:e>
-              <m:r>
-                <m:t>V</m:t>
-              </m:r>
-            </m:e>
-            <m:sub>
-              <m:r>
-                <m:t>1</m:t>
-              </m:r>
-            </m:sub>
-          </m:sSub>
-          <m:r>
-            <m:rPr>
-              <m:sty m:val="p"/>
-            </m:rPr>
-            <m:t>,</m:t>
-          </m:r>
-          <m:sSub>
-            <m:e>
-              <m:r>
-                <m:t>V</m:t>
-              </m:r>
-            </m:e>
-            <m:sub>
-              <m:r>
-                <m:t>2</m:t>
-              </m:r>
-            </m:sub>
-          </m:sSub>
-          <m:r>
-            <m:rPr>
-              <m:sty m:val="p"/>
-            </m:rPr>
-            <m:t>)</m:t>
-          </m:r>
-          <m:r>
-            <m:rPr>
-              <m:sty m:val="p"/>
-            </m:rPr>
-            <m:t>=</m:t>
-          </m:r>
-          <m:sSubSup>
-            <m:e>
-              <m:r>
-                <m:t>V</m:t>
-              </m:r>
-            </m:e>
-            <m:sub>
-              <m:r>
-                <m:t>1</m:t>
-              </m:r>
-            </m:sub>
-            <m:sup>
-              <m:r>
-                <m:t>T</m:t>
-              </m:r>
-            </m:sup>
-          </m:sSubSup>
-          <m:r>
-            <m:rPr>
-              <m:sty m:val="p"/>
-            </m:rPr>
-            <m:t>Ω</m:t>
-          </m:r>
-          <m:sSub>
-            <m:e>
-              <m:r>
-                <m:t>V</m:t>
-              </m:r>
-            </m:e>
-            <m:sub>
-              <m:r>
-                <m:t>2</m:t>
-              </m:r>
-            </m:sub>
-          </m:sSub>
-        </m:oMath>
-      </m:oMathPara>
-    </w:p>
-    <w:p>
-      <w:pPr>
-        <w:pStyle w:val="FirstParagraph"/>
-      </w:pPr>
-      <w:r>
-        <w:t xml:space="preserve">e é uma constante do movimento (conservado).</w:t>
-      </w:r>
-    </w:p>
-    <w:bookmarkEnd w:id="12"/>
-    <w:bookmarkStart w:id="13" w:name="hamiltonianos-e-propriedades"/>
+    <w:tbl>
+      <w:tblPr>
+        <w:tblStyle w:val="Table"/>
+        <w:tblLook w:firstRow="0" w:lastRow="0" w:firstColumn="0" w:lastColumn="0" w:noHBand="0" w:noVBand="0" w:val="0000"/>
+        <w:tblBorders>
+          <w:top w:val="single" w:sz="4" w:space="0" w:color="0758E5"/>
+          <w:left w:val="single" w:sz="24" w:space="0" w:color="0758E5"/>
+          <w:bottom w:val="single" w:sz="4" w:space="0" w:color="0758E5"/>
+          <w:right w:val="single" w:sz="4" w:space="0" w:color="0758E5"/>
+        </w:tblBorders>
+        <w:tblCellMar>
+          <w:left w:w="144" w:type="dxa"/>
+          <w:right w:w="144" w:type="dxa"/>
+        </w:tblCellMar>
+        <w:tblLook w:firstRow="0" w:lastRow="0" w:firstColumn="0" w:lastColumn="0" w:noHBand="0" w:noVBand="0" w:val="0000"/>
+      </w:tblPr>
+      <w:tr>
+        <w:trPr>
+          <w:cantSplit/>
+        </w:trPr>
+        <w:tc>
+          <w:tcPr>
+            <w:shd w:color="auto" w:fill="dae6fb" w:val="clear"/>
+            <w:tcMar>
+              <w:top w:w="92" w:type="dxa"/>
+              <w:bottom w:w="92" w:type="dxa"/>
+            </w:tcMar>
+          </w:tcPr>
+          <w:p>
+            <w:pPr>
+              <w:pStyle w:val="BodyText"/>
+            </w:pPr>
+            <w:pPr>
+              <w:spacing w:before="0" w:after="0"/>
+              <w:textAlignment w:val="center"/>
+            </w:pPr>
+            <w:r>
+              <w:drawing>
+                <wp:inline>
+                  <wp:extent cx="152400" cy="152400"/>
+                  <wp:effectExtent b="0" l="0" r="0" t="0"/>
+                  <wp:docPr descr="" title="" id="13" name="Picture"/>
+                  <a:graphic>
+                    <a:graphicData uri="http://schemas.openxmlformats.org/drawingml/2006/picture">
+                      <pic:pic>
+                        <pic:nvPicPr>
+                          <pic:cNvPr descr="/opt/quarto/share/formats/docx/note.png" id="14" name="Picture"/>
+                          <pic:cNvPicPr>
+                            <a:picLocks noChangeArrowheads="1" noChangeAspect="1"/>
+                          </pic:cNvPicPr>
+                        </pic:nvPicPr>
+                        <pic:blipFill>
+                          <a:blip r:embed="rId12"/>
+                          <a:stretch>
+                            <a:fillRect/>
+                          </a:stretch>
+                        </pic:blipFill>
+                        <pic:spPr bwMode="auto">
+                          <a:xfrm>
+                            <a:off x="0" y="0"/>
+                            <a:ext cx="152400" cy="152400"/>
+                          </a:xfrm>
+                          <a:prstGeom prst="rect">
+                            <a:avLst/>
+                          </a:prstGeom>
+                          <a:noFill/>
+                          <a:ln w="9525">
+                            <a:noFill/>
+                            <a:headEnd/>
+                            <a:tailEnd/>
+                          </a:ln>
+                        </pic:spPr>
+                      </pic:pic>
+                    </a:graphicData>
+                  </a:graphic>
+                </wp:inline>
+              </w:drawing>
+            </w:r>
+            <w:r>
+              <w:t xml:space="preserve"> </w:t>
+            </w:r>
+            <w:r>
+              <w:t xml:space="preserve"> </w:t>
+            </w:r>
+            <w:r>
+              <w:t xml:space="preserve">Note</w:t>
+            </w:r>
+          </w:p>
+        </w:tc>
+      </w:tr>
+      <w:tr>
+        <w:trPr>
+          <w:cantSplit/>
+        </w:trPr>
+        <w:tc>
+          <w:tcPr>
+            <w:tcMar>
+              <w:top w:w="108" w:type="dxa"/>
+              <w:bottom w:w="108" w:type="dxa"/>
+            </w:tcMar>
+          </w:tcPr>
+          <w:p>
+            <w:pPr>
+              <w:pStyle w:val="BodyText"/>
+            </w:pPr>
+            <w:pPr>
+              <w:spacing w:before="16"/>
+            </w:pPr>
+            <w:r>
+              <w:t xml:space="preserve">O Wronskiano de duas soluções</w:t>
+            </w:r>
+            <w:r>
+              <w:t xml:space="preserve"> </w:t>
+            </w:r>
+            <m:oMath>
+              <m:sSub>
+                <m:e>
+                  <m:r>
+                    <m:t>V</m:t>
+                  </m:r>
+                </m:e>
+                <m:sub>
+                  <m:r>
+                    <m:t>1</m:t>
+                  </m:r>
+                </m:sub>
+              </m:sSub>
+            </m:oMath>
+            <w:r>
+              <w:t xml:space="preserve"> </w:t>
+            </w:r>
+            <w:r>
+              <w:t xml:space="preserve">e</w:t>
+            </w:r>
+            <w:r>
+              <w:t xml:space="preserve"> </w:t>
+            </w:r>
+            <m:oMath>
+              <m:sSub>
+                <m:e>
+                  <m:r>
+                    <m:t>V</m:t>
+                  </m:r>
+                </m:e>
+                <m:sub>
+                  <m:r>
+                    <m:t>2</m:t>
+                  </m:r>
+                </m:sub>
+              </m:sSub>
+            </m:oMath>
+            <w:r>
+              <w:t xml:space="preserve"> </w:t>
+            </w:r>
+            <w:r>
+              <w:t xml:space="preserve">é dado por:</w:t>
+            </w:r>
+          </w:p>
+          <w:p>
+            <w:pPr>
+              <w:pStyle w:val="BodyText"/>
+            </w:pPr>
+            <m:oMathPara>
+              <m:oMathParaPr>
+                <m:jc m:val="center"/>
+              </m:oMathParaPr>
+              <m:oMath>
+                <m:r>
+                  <m:t>W</m:t>
+                </m:r>
+                <m:r>
+                  <m:rPr>
+                    <m:sty m:val="p"/>
+                  </m:rPr>
+                  <m:t>(</m:t>
+                </m:r>
+                <m:sSub>
+                  <m:e>
+                    <m:r>
+                      <m:t>V</m:t>
+                    </m:r>
+                  </m:e>
+                  <m:sub>
+                    <m:r>
+                      <m:t>1</m:t>
+                    </m:r>
+                  </m:sub>
+                </m:sSub>
+                <m:r>
+                  <m:rPr>
+                    <m:sty m:val="p"/>
+                  </m:rPr>
+                  <m:t>,</m:t>
+                </m:r>
+                <m:sSub>
+                  <m:e>
+                    <m:r>
+                      <m:t>V</m:t>
+                    </m:r>
+                  </m:e>
+                  <m:sub>
+                    <m:r>
+                      <m:t>2</m:t>
+                    </m:r>
+                  </m:sub>
+                </m:sSub>
+                <m:r>
+                  <m:rPr>
+                    <m:sty m:val="p"/>
+                  </m:rPr>
+                  <m:t>)</m:t>
+                </m:r>
+                <m:r>
+                  <m:rPr>
+                    <m:sty m:val="p"/>
+                  </m:rPr>
+                  <m:t>=</m:t>
+                </m:r>
+                <m:sSubSup>
+                  <m:e>
+                    <m:r>
+                      <m:t>V</m:t>
+                    </m:r>
+                  </m:e>
+                  <m:sub>
+                    <m:r>
+                      <m:t>1</m:t>
+                    </m:r>
+                  </m:sub>
+                  <m:sup>
+                    <m:r>
+                      <m:t>T</m:t>
+                    </m:r>
+                  </m:sup>
+                </m:sSubSup>
+                <m:r>
+                  <m:rPr>
+                    <m:sty m:val="p"/>
+                  </m:rPr>
+                  <m:t>Ω</m:t>
+                </m:r>
+                <m:sSub>
+                  <m:e>
+                    <m:r>
+                      <m:t>V</m:t>
+                    </m:r>
+                  </m:e>
+                  <m:sub>
+                    <m:r>
+                      <m:t>2</m:t>
+                    </m:r>
+                  </m:sub>
+                </m:sSub>
+              </m:oMath>
+            </m:oMathPara>
+          </w:p>
+          <w:p>
+            <w:pPr>
+              <w:pStyle w:val="FirstParagraph"/>
+            </w:pPr>
+            <w:pPr>
+              <w:spacing w:after="16"/>
+            </w:pPr>
+            <w:r>
+              <w:t xml:space="preserve">e é uma constante do movimento (conservado).</w:t>
+            </w:r>
+          </w:p>
+          <w:p/>
+        </w:tc>
+      </w:tr>
+    </w:tbl>
+    <w:bookmarkEnd w:id="15"/>
+    <w:bookmarkStart w:id="16" w:name="hamiltonianos-e-propriedades"/>
     <w:p>
       <w:pPr>
         <w:pStyle w:val="Heading2"/>
@@ -1027,9 +1138,9 @@
         </m:oMath>
       </m:oMathPara>
     </w:p>
-    <w:bookmarkEnd w:id="13"/>
-    <w:bookmarkEnd w:id="14"/>
-    <w:bookmarkStart w:id="17" w:name="soluções-linearmente-independentes"/>
+    <w:bookmarkEnd w:id="16"/>
+    <w:bookmarkEnd w:id="17"/>
+    <w:bookmarkStart w:id="20" w:name="soluções-linearmente-independentes"/>
     <w:p>
       <w:pPr>
         <w:pStyle w:val="Heading1"/>
@@ -1038,7 +1149,7 @@
         <w:t xml:space="preserve">Soluções Linearmente Independentes</w:t>
       </w:r>
     </w:p>
-    <w:bookmarkStart w:id="15" w:name="base-no-espaço-de-soluções"/>
+    <w:bookmarkStart w:id="18" w:name="base-no-espaço-de-soluções"/>
     <w:p>
       <w:pPr>
         <w:pStyle w:val="Heading2"/>
@@ -1234,8 +1345,8 @@
         </m:oMath>
       </m:oMathPara>
     </w:p>
-    <w:bookmarkEnd w:id="15"/>
-    <w:bookmarkStart w:id="16" w:name="solução-geral"/>
+    <w:bookmarkEnd w:id="18"/>
+    <w:bookmarkStart w:id="19" w:name="solução-geral"/>
     <w:p>
       <w:pPr>
         <w:pStyle w:val="Heading2"/>
@@ -1400,6 +1511,12 @@
             <m:t>=</m:t>
           </m:r>
           <m:r>
+            <m:rPr>
+              <m:sty m:val="p"/>
+            </m:rPr>
+            <m:t>−</m:t>
+          </m:r>
+          <m:r>
             <m:t>2</m:t>
           </m:r>
           <m:r>
@@ -1416,7 +1533,7 @@
             </m:e>
             <m:sub>
               <m:r>
-                <m:t>1</m:t>
+                <m:t>2</m:t>
               </m:r>
             </m:sub>
             <m:sup>
@@ -1468,12 +1585,6 @@
             <m:t>=</m:t>
           </m:r>
           <m:r>
-            <m:rPr>
-              <m:sty m:val="p"/>
-            </m:rPr>
-            <m:t>−</m:t>
-          </m:r>
-          <m:r>
             <m:t>2</m:t>
           </m:r>
           <m:r>
@@ -1490,7 +1601,7 @@
             </m:e>
             <m:sub>
               <m:r>
-                <m:t>2</m:t>
+                <m:t>1</m:t>
               </m:r>
             </m:sub>
             <m:sup>
@@ -1517,9 +1628,9 @@
         </m:oMath>
       </m:oMathPara>
     </w:p>
-    <w:bookmarkEnd w:id="16"/>
-    <w:bookmarkEnd w:id="17"/>
-    <w:bookmarkStart w:id="21" w:name="complexificação-do-espaço-de-soluções"/>
+    <w:bookmarkEnd w:id="19"/>
+    <w:bookmarkEnd w:id="20"/>
+    <w:bookmarkStart w:id="30" w:name="complexificação-do-espaço-de-soluções"/>
     <w:p>
       <w:pPr>
         <w:pStyle w:val="Heading1"/>
@@ -1528,7 +1639,7 @@
         <w:t xml:space="preserve">Complexificação do Espaço de Soluções</w:t>
       </w:r>
     </w:p>
-    <w:bookmarkStart w:id="18" w:name="construção-da-solução-complexa"/>
+    <w:bookmarkStart w:id="21" w:name="construção-da-solução-complexa"/>
     <w:p>
       <w:pPr>
         <w:pStyle w:val="Heading2"/>
@@ -1579,7 +1690,7 @@
             <m:rPr>
               <m:sty m:val="p"/>
             </m:rPr>
-            <m:t>+</m:t>
+            <m:t>−</m:t>
           </m:r>
           <m:r>
             <m:t>i</m:t>
@@ -1652,8 +1763,8 @@
         </m:oMath>
       </m:oMathPara>
     </w:p>
-    <w:bookmarkEnd w:id="18"/>
-    <w:bookmarkStart w:id="19" w:name="produto-simplético-hermitiano"/>
+    <w:bookmarkEnd w:id="21"/>
+    <w:bookmarkStart w:id="25" w:name="produto-simplético-hermitiano"/>
     <w:p>
       <w:pPr>
         <w:pStyle w:val="Heading2"/>
@@ -1708,12 +1819,6 @@
               <m:sty m:val="p"/>
             </m:rPr>
             <m:t>=</m:t>
-          </m:r>
-          <m:r>
-            <m:rPr>
-              <m:sty m:val="p"/>
-            </m:rPr>
-            <m:t>−</m:t>
           </m:r>
           <m:r>
             <m:t>i</m:t>
@@ -1821,122 +1926,238 @@
         <w:t xml:space="preserve">é o conjugado Hermitiano.</w:t>
       </w:r>
     </w:p>
-    <w:p>
-      <w:pPr>
-        <w:pStyle w:val="BodyText"/>
-      </w:pPr>
-      <w:r>
-        <w:t xml:space="preserve">Para soluções com normalização</w:t>
-      </w:r>
-      <w:r>
-        <w:t xml:space="preserve"> </w:t>
-      </w:r>
-      <m:oMath>
-        <m:sSubSup>
-          <m:e>
-            <m:r>
-              <m:t>V</m:t>
-            </m:r>
-          </m:e>
-          <m:sub>
-            <m:r>
-              <m:t>1</m:t>
-            </m:r>
-          </m:sub>
-          <m:sup>
-            <m:r>
-              <m:t>T</m:t>
-            </m:r>
-          </m:sup>
-        </m:sSubSup>
-        <m:r>
-          <m:rPr>
-            <m:sty m:val="p"/>
-          </m:rPr>
-          <m:t>Ω</m:t>
-        </m:r>
-        <m:sSub>
-          <m:e>
-            <m:r>
-              <m:t>V</m:t>
-            </m:r>
-          </m:e>
-          <m:sub>
-            <m:r>
-              <m:t>2</m:t>
-            </m:r>
-          </m:sub>
-        </m:sSub>
-        <m:r>
-          <m:rPr>
-            <m:sty m:val="p"/>
-          </m:rPr>
-          <m:t>=</m:t>
-        </m:r>
-        <m:r>
-          <m:t>1</m:t>
-        </m:r>
-        <m:r>
-          <m:rPr>
-            <m:sty m:val="p"/>
-          </m:rPr>
-          <m:t>/</m:t>
-        </m:r>
-        <m:r>
-          <m:t>2</m:t>
-        </m:r>
-      </m:oMath>
-      <w:r>
-        <w:t xml:space="preserve">, temos:</w:t>
-      </w:r>
-    </w:p>
-    <w:p>
-      <w:pPr>
-        <w:pStyle w:val="BodyText"/>
-      </w:pPr>
-      <m:oMathPara>
-        <m:oMathParaPr>
-          <m:jc m:val="center"/>
-        </m:oMathParaPr>
-        <m:oMath>
-          <m:r>
-            <m:rPr>
-              <m:sty m:val="p"/>
-            </m:rPr>
-            <m:t>⟨</m:t>
-          </m:r>
-          <m:r>
-            <m:t>V</m:t>
-          </m:r>
-          <m:r>
-            <m:rPr>
-              <m:sty m:val="p"/>
-            </m:rPr>
-            <m:t>,</m:t>
-          </m:r>
-          <m:r>
-            <m:t>V</m:t>
-          </m:r>
-          <m:r>
-            <m:rPr>
-              <m:sty m:val="p"/>
-            </m:rPr>
-            <m:t>⟩</m:t>
-          </m:r>
-          <m:r>
-            <m:rPr>
-              <m:sty m:val="p"/>
-            </m:rPr>
-            <m:t>=</m:t>
-          </m:r>
-          <m:r>
-            <m:t>1</m:t>
-          </m:r>
-        </m:oMath>
-      </m:oMathPara>
-    </w:p>
-    <w:bookmarkEnd w:id="19"/>
-    <w:bookmarkStart w:id="20" w:name="subespaços-de-norma-positiva-e-negativa"/>
+    <w:tbl>
+      <w:tblPr>
+        <w:tblStyle w:val="Table"/>
+        <w:tblLook w:firstRow="0" w:lastRow="0" w:firstColumn="0" w:lastColumn="0" w:noHBand="0" w:noVBand="0" w:val="0000"/>
+        <w:tblBorders>
+          <w:top w:val="single" w:sz="4" w:space="0" w:color="CC1914"/>
+          <w:left w:val="single" w:sz="24" w:space="0" w:color="CC1914"/>
+          <w:bottom w:val="single" w:sz="4" w:space="0" w:color="CC1914"/>
+          <w:right w:val="single" w:sz="4" w:space="0" w:color="CC1914"/>
+        </w:tblBorders>
+        <w:tblCellMar>
+          <w:left w:w="144" w:type="dxa"/>
+          <w:right w:w="144" w:type="dxa"/>
+        </w:tblCellMar>
+        <w:tblLook w:firstRow="0" w:lastRow="0" w:firstColumn="0" w:lastColumn="0" w:noHBand="0" w:noVBand="0" w:val="0000"/>
+      </w:tblPr>
+      <w:tr>
+        <w:trPr>
+          <w:cantSplit/>
+        </w:trPr>
+        <w:tc>
+          <w:tcPr>
+            <w:shd w:color="auto" w:fill="f7dddc" w:val="clear"/>
+            <w:tcMar>
+              <w:top w:w="92" w:type="dxa"/>
+              <w:bottom w:w="92" w:type="dxa"/>
+            </w:tcMar>
+          </w:tcPr>
+          <w:p>
+            <w:pPr>
+              <w:pStyle w:val="BodyText"/>
+            </w:pPr>
+            <w:pPr>
+              <w:spacing w:before="0" w:after="0"/>
+              <w:textAlignment w:val="center"/>
+            </w:pPr>
+            <w:r>
+              <w:drawing>
+                <wp:inline>
+                  <wp:extent cx="152400" cy="152400"/>
+                  <wp:effectExtent b="0" l="0" r="0" t="0"/>
+                  <wp:docPr descr="" title="" id="23" name="Picture"/>
+                  <a:graphic>
+                    <a:graphicData uri="http://schemas.openxmlformats.org/drawingml/2006/picture">
+                      <pic:pic>
+                        <pic:nvPicPr>
+                          <pic:cNvPr descr="/opt/quarto/share/formats/docx/important.png" id="24" name="Picture"/>
+                          <pic:cNvPicPr>
+                            <a:picLocks noChangeArrowheads="1" noChangeAspect="1"/>
+                          </pic:cNvPicPr>
+                        </pic:nvPicPr>
+                        <pic:blipFill>
+                          <a:blip r:embed="rId22"/>
+                          <a:stretch>
+                            <a:fillRect/>
+                          </a:stretch>
+                        </pic:blipFill>
+                        <pic:spPr bwMode="auto">
+                          <a:xfrm>
+                            <a:off x="0" y="0"/>
+                            <a:ext cx="152400" cy="152400"/>
+                          </a:xfrm>
+                          <a:prstGeom prst="rect">
+                            <a:avLst/>
+                          </a:prstGeom>
+                          <a:noFill/>
+                          <a:ln w="9525">
+                            <a:noFill/>
+                            <a:headEnd/>
+                            <a:tailEnd/>
+                          </a:ln>
+                        </pic:spPr>
+                      </pic:pic>
+                    </a:graphicData>
+                  </a:graphic>
+                </wp:inline>
+              </w:drawing>
+            </w:r>
+            <w:r>
+              <w:t xml:space="preserve"> </w:t>
+            </w:r>
+            <w:r>
+              <w:t xml:space="preserve"> </w:t>
+            </w:r>
+            <w:r>
+              <w:t xml:space="preserve">Important</w:t>
+            </w:r>
+          </w:p>
+        </w:tc>
+      </w:tr>
+      <w:tr>
+        <w:trPr>
+          <w:cantSplit/>
+        </w:trPr>
+        <w:tc>
+          <w:tcPr>
+            <w:tcMar>
+              <w:top w:w="108" w:type="dxa"/>
+              <w:bottom w:w="108" w:type="dxa"/>
+            </w:tcMar>
+          </w:tcPr>
+          <w:p>
+            <w:pPr>
+              <w:pStyle w:val="BodyText"/>
+            </w:pPr>
+            <w:pPr>
+              <w:spacing w:before="16"/>
+            </w:pPr>
+            <w:r>
+              <w:t xml:space="preserve">Para soluções com normalização</w:t>
+            </w:r>
+            <w:r>
+              <w:t xml:space="preserve"> </w:t>
+            </w:r>
+            <m:oMath>
+              <m:sSubSup>
+                <m:e>
+                  <m:r>
+                    <m:t>V</m:t>
+                  </m:r>
+                </m:e>
+                <m:sub>
+                  <m:r>
+                    <m:t>1</m:t>
+                  </m:r>
+                </m:sub>
+                <m:sup>
+                  <m:r>
+                    <m:t>T</m:t>
+                  </m:r>
+                </m:sup>
+              </m:sSubSup>
+              <m:r>
+                <m:rPr>
+                  <m:sty m:val="p"/>
+                </m:rPr>
+                <m:t>Ω</m:t>
+              </m:r>
+              <m:sSub>
+                <m:e>
+                  <m:r>
+                    <m:t>V</m:t>
+                  </m:r>
+                </m:e>
+                <m:sub>
+                  <m:r>
+                    <m:t>2</m:t>
+                  </m:r>
+                </m:sub>
+              </m:sSub>
+              <m:r>
+                <m:rPr>
+                  <m:sty m:val="p"/>
+                </m:rPr>
+                <m:t>=</m:t>
+              </m:r>
+              <m:r>
+                <m:t>1</m:t>
+              </m:r>
+              <m:r>
+                <m:rPr>
+                  <m:sty m:val="p"/>
+                </m:rPr>
+                <m:t>/</m:t>
+              </m:r>
+              <m:r>
+                <m:t>2</m:t>
+              </m:r>
+            </m:oMath>
+            <w:r>
+              <w:t xml:space="preserve">, temos:</w:t>
+            </w:r>
+          </w:p>
+          <w:p>
+            <w:pPr>
+              <w:pStyle w:val="BodyText"/>
+            </w:pPr>
+            <w:pPr>
+              <w:spacing w:after="16"/>
+            </w:pPr>
+          </w:p>
+          <w:p>
+            <w:pPr>
+              <w:pStyle w:val="BodyText"/>
+            </w:pPr>
+            <m:oMathPara>
+              <m:oMathParaPr>
+                <m:jc m:val="center"/>
+              </m:oMathParaPr>
+              <m:oMath>
+                <m:r>
+                  <m:rPr>
+                    <m:sty m:val="p"/>
+                  </m:rPr>
+                  <m:t>⟨</m:t>
+                </m:r>
+                <m:r>
+                  <m:t>V</m:t>
+                </m:r>
+                <m:r>
+                  <m:rPr>
+                    <m:sty m:val="p"/>
+                  </m:rPr>
+                  <m:t>,</m:t>
+                </m:r>
+                <m:r>
+                  <m:t>V</m:t>
+                </m:r>
+                <m:r>
+                  <m:rPr>
+                    <m:sty m:val="p"/>
+                  </m:rPr>
+                  <m:t>⟩</m:t>
+                </m:r>
+                <m:r>
+                  <m:rPr>
+                    <m:sty m:val="p"/>
+                  </m:rPr>
+                  <m:t>=</m:t>
+                </m:r>
+                <m:r>
+                  <m:t>1</m:t>
+                </m:r>
+              </m:oMath>
+            </m:oMathPara>
+          </w:p>
+          <w:p/>
+        </w:tc>
+      </w:tr>
+    </w:tbl>
+    <w:bookmarkEnd w:id="25"/>
+    <w:bookmarkStart w:id="29" w:name="subespaços-de-norma-positiva-e-negativa"/>
     <w:p>
       <w:pPr>
         <w:pStyle w:val="Heading2"/>
@@ -2120,17 +2341,125 @@
         </m:r>
       </m:oMath>
     </w:p>
-    <w:p>
-      <w:pPr>
-        <w:pStyle w:val="FirstParagraph"/>
-      </w:pPr>
-      <w:r>
-        <w:t xml:space="preserve">Esta estrutura é análoga à que aparece na mecânica quântica relativística, onde soluções de energia positiva e negativa correspondem a partículas e antipartículas.</w:t>
-      </w:r>
-    </w:p>
-    <w:bookmarkEnd w:id="20"/>
-    <w:bookmarkEnd w:id="21"/>
-    <w:bookmarkStart w:id="24" w:name="propagação-no-tempo"/>
+    <w:tbl>
+      <w:tblPr>
+        <w:tblStyle w:val="Table"/>
+        <w:tblLook w:firstRow="0" w:lastRow="0" w:firstColumn="0" w:lastColumn="0" w:noHBand="0" w:noVBand="0" w:val="0000"/>
+        <w:tblBorders>
+          <w:top w:val="single" w:sz="4" w:space="0" w:color="EB9113"/>
+          <w:left w:val="single" w:sz="24" w:space="0" w:color="EB9113"/>
+          <w:bottom w:val="single" w:sz="4" w:space="0" w:color="EB9113"/>
+          <w:right w:val="single" w:sz="4" w:space="0" w:color="EB9113"/>
+        </w:tblBorders>
+        <w:tblCellMar>
+          <w:left w:w="144" w:type="dxa"/>
+          <w:right w:w="144" w:type="dxa"/>
+        </w:tblCellMar>
+        <w:tblLook w:firstRow="0" w:lastRow="0" w:firstColumn="0" w:lastColumn="0" w:noHBand="0" w:noVBand="0" w:val="0000"/>
+      </w:tblPr>
+      <w:tr>
+        <w:trPr>
+          <w:cantSplit/>
+        </w:trPr>
+        <w:tc>
+          <w:tcPr>
+            <w:shd w:color="auto" w:fill="fcefdc" w:val="clear"/>
+            <w:tcMar>
+              <w:top w:w="92" w:type="dxa"/>
+              <w:bottom w:w="92" w:type="dxa"/>
+            </w:tcMar>
+          </w:tcPr>
+          <w:p>
+            <w:pPr>
+              <w:pStyle w:val="FirstParagraph"/>
+            </w:pPr>
+            <w:pPr>
+              <w:spacing w:before="0" w:after="0"/>
+              <w:textAlignment w:val="center"/>
+            </w:pPr>
+            <w:r>
+              <w:drawing>
+                <wp:inline>
+                  <wp:extent cx="152400" cy="152400"/>
+                  <wp:effectExtent b="0" l="0" r="0" t="0"/>
+                  <wp:docPr descr="" title="" id="27" name="Picture"/>
+                  <a:graphic>
+                    <a:graphicData uri="http://schemas.openxmlformats.org/drawingml/2006/picture">
+                      <pic:pic>
+                        <pic:nvPicPr>
+                          <pic:cNvPr descr="/opt/quarto/share/formats/docx/warning.png" id="28" name="Picture"/>
+                          <pic:cNvPicPr>
+                            <a:picLocks noChangeArrowheads="1" noChangeAspect="1"/>
+                          </pic:cNvPicPr>
+                        </pic:nvPicPr>
+                        <pic:blipFill>
+                          <a:blip r:embed="rId26"/>
+                          <a:stretch>
+                            <a:fillRect/>
+                          </a:stretch>
+                        </pic:blipFill>
+                        <pic:spPr bwMode="auto">
+                          <a:xfrm>
+                            <a:off x="0" y="0"/>
+                            <a:ext cx="152400" cy="152400"/>
+                          </a:xfrm>
+                          <a:prstGeom prst="rect">
+                            <a:avLst/>
+                          </a:prstGeom>
+                          <a:noFill/>
+                          <a:ln w="9525">
+                            <a:noFill/>
+                            <a:headEnd/>
+                            <a:tailEnd/>
+                          </a:ln>
+                        </pic:spPr>
+                      </pic:pic>
+                    </a:graphicData>
+                  </a:graphic>
+                </wp:inline>
+              </w:drawing>
+            </w:r>
+            <w:r>
+              <w:t xml:space="preserve"> </w:t>
+            </w:r>
+            <w:r>
+              <w:t xml:space="preserve"> </w:t>
+            </w:r>
+            <w:r>
+              <w:t xml:space="preserve">Warning</w:t>
+            </w:r>
+          </w:p>
+        </w:tc>
+      </w:tr>
+      <w:tr>
+        <w:trPr>
+          <w:cantSplit/>
+        </w:trPr>
+        <w:tc>
+          <w:tcPr>
+            <w:tcMar>
+              <w:top w:w="108" w:type="dxa"/>
+              <w:bottom w:w="108" w:type="dxa"/>
+            </w:tcMar>
+          </w:tcPr>
+          <w:p>
+            <w:pPr>
+              <w:pStyle w:val="BodyText"/>
+            </w:pPr>
+            <w:pPr>
+              <w:spacing w:before="16" w:after="16"/>
+            </w:pPr>
+            <w:r>
+              <w:t xml:space="preserve">Esta estrutura é análoga à que aparece na mecânica quântica relativística, onde soluções de energia positiva e negativa correspondem a partículas e antipartículas.</w:t>
+            </w:r>
+          </w:p>
+          <w:p/>
+        </w:tc>
+      </w:tr>
+    </w:tbl>
+    <w:bookmarkEnd w:id="29"/>
+    <w:bookmarkEnd w:id="30"/>
+    <w:bookmarkStart w:id="35" w:name="propagação-no-tempo"/>
     <w:p>
       <w:pPr>
         <w:pStyle w:val="Heading1"/>
@@ -2139,7 +2468,7 @@
         <w:t xml:space="preserve">Propagação no Tempo</w:t>
       </w:r>
     </w:p>
-    <w:bookmarkStart w:id="22" w:name="função-de-green-solução-futura"/>
+    <w:bookmarkStart w:id="31" w:name="função-de-green-solução-futura"/>
     <w:p>
       <w:pPr>
         <w:pStyle w:val="Heading2"/>
@@ -2456,8 +2785,8 @@
         </m:oMath>
       </m:oMathPara>
     </w:p>
-    <w:bookmarkEnd w:id="22"/>
-    <w:bookmarkStart w:id="23" w:name="solução-passada-avançada"/>
+    <w:bookmarkEnd w:id="31"/>
+    <w:bookmarkStart w:id="34" w:name="solução-passada-avançada"/>
     <w:p>
       <w:pPr>
         <w:pStyle w:val="Heading2"/>
@@ -2746,17 +3075,125 @@
         </m:oMath>
       </m:oMathPara>
     </w:p>
-    <w:p>
-      <w:pPr>
-        <w:pStyle w:val="FirstParagraph"/>
-      </w:pPr>
-      <w:r>
-        <w:t xml:space="preserve">A diferença de sinal entre as soluções futura e passada é fundamental para a construção de propagadores em teoria quântica de campos.</w:t>
-      </w:r>
-    </w:p>
-    <w:bookmarkEnd w:id="23"/>
-    <w:bookmarkEnd w:id="24"/>
-    <w:bookmarkStart w:id="27" w:name="simetria-de-reversão-temporal"/>
+    <w:tbl>
+      <w:tblPr>
+        <w:tblStyle w:val="Table"/>
+        <w:tblLook w:firstRow="0" w:lastRow="0" w:firstColumn="0" w:lastColumn="0" w:noHBand="0" w:noVBand="0" w:val="0000"/>
+        <w:tblBorders>
+          <w:top w:val="single" w:sz="4" w:space="0" w:color="0758E5"/>
+          <w:left w:val="single" w:sz="24" w:space="0" w:color="0758E5"/>
+          <w:bottom w:val="single" w:sz="4" w:space="0" w:color="0758E5"/>
+          <w:right w:val="single" w:sz="4" w:space="0" w:color="0758E5"/>
+        </w:tblBorders>
+        <w:tblCellMar>
+          <w:left w:w="144" w:type="dxa"/>
+          <w:right w:w="144" w:type="dxa"/>
+        </w:tblCellMar>
+        <w:tblLook w:firstRow="0" w:lastRow="0" w:firstColumn="0" w:lastColumn="0" w:noHBand="0" w:noVBand="0" w:val="0000"/>
+      </w:tblPr>
+      <w:tr>
+        <w:trPr>
+          <w:cantSplit/>
+        </w:trPr>
+        <w:tc>
+          <w:tcPr>
+            <w:shd w:color="auto" w:fill="dae6fb" w:val="clear"/>
+            <w:tcMar>
+              <w:top w:w="92" w:type="dxa"/>
+              <w:bottom w:w="92" w:type="dxa"/>
+            </w:tcMar>
+          </w:tcPr>
+          <w:p>
+            <w:pPr>
+              <w:pStyle w:val="FirstParagraph"/>
+            </w:pPr>
+            <w:pPr>
+              <w:spacing w:before="0" w:after="0"/>
+              <w:textAlignment w:val="center"/>
+            </w:pPr>
+            <w:r>
+              <w:drawing>
+                <wp:inline>
+                  <wp:extent cx="152400" cy="152400"/>
+                  <wp:effectExtent b="0" l="0" r="0" t="0"/>
+                  <wp:docPr descr="" title="" id="32" name="Picture"/>
+                  <a:graphic>
+                    <a:graphicData uri="http://schemas.openxmlformats.org/drawingml/2006/picture">
+                      <pic:pic>
+                        <pic:nvPicPr>
+                          <pic:cNvPr descr="/opt/quarto/share/formats/docx/note.png" id="33" name="Picture"/>
+                          <pic:cNvPicPr>
+                            <a:picLocks noChangeArrowheads="1" noChangeAspect="1"/>
+                          </pic:cNvPicPr>
+                        </pic:nvPicPr>
+                        <pic:blipFill>
+                          <a:blip r:embed="rId12"/>
+                          <a:stretch>
+                            <a:fillRect/>
+                          </a:stretch>
+                        </pic:blipFill>
+                        <pic:spPr bwMode="auto">
+                          <a:xfrm>
+                            <a:off x="0" y="0"/>
+                            <a:ext cx="152400" cy="152400"/>
+                          </a:xfrm>
+                          <a:prstGeom prst="rect">
+                            <a:avLst/>
+                          </a:prstGeom>
+                          <a:noFill/>
+                          <a:ln w="9525">
+                            <a:noFill/>
+                            <a:headEnd/>
+                            <a:tailEnd/>
+                          </a:ln>
+                        </pic:spPr>
+                      </pic:pic>
+                    </a:graphicData>
+                  </a:graphic>
+                </wp:inline>
+              </w:drawing>
+            </w:r>
+            <w:r>
+              <w:t xml:space="preserve"> </w:t>
+            </w:r>
+            <w:r>
+              <w:t xml:space="preserve"> </w:t>
+            </w:r>
+            <w:r>
+              <w:t xml:space="preserve">Note</w:t>
+            </w:r>
+          </w:p>
+        </w:tc>
+      </w:tr>
+      <w:tr>
+        <w:trPr>
+          <w:cantSplit/>
+        </w:trPr>
+        <w:tc>
+          <w:tcPr>
+            <w:tcMar>
+              <w:top w:w="108" w:type="dxa"/>
+              <w:bottom w:w="108" w:type="dxa"/>
+            </w:tcMar>
+          </w:tcPr>
+          <w:p>
+            <w:pPr>
+              <w:pStyle w:val="BodyText"/>
+            </w:pPr>
+            <w:pPr>
+              <w:spacing w:before="16" w:after="16"/>
+            </w:pPr>
+            <w:r>
+              <w:t xml:space="preserve">A diferença de sinal entre as soluções futura e passada é fundamental para a construção de propagadores em teoria quântica de campos.</w:t>
+            </w:r>
+          </w:p>
+          <w:p/>
+        </w:tc>
+      </w:tr>
+    </w:tbl>
+    <w:bookmarkEnd w:id="34"/>
+    <w:bookmarkEnd w:id="35"/>
+    <w:bookmarkStart w:id="40" w:name="simetria-de-reversão-temporal"/>
     <w:p>
       <w:pPr>
         <w:pStyle w:val="Heading1"/>
@@ -2765,7 +3202,7 @@
         <w:t xml:space="preserve">Simetria de Reversão Temporal</w:t>
       </w:r>
     </w:p>
-    <w:bookmarkStart w:id="25" w:name="transformação-das-componentes"/>
+    <w:bookmarkStart w:id="36" w:name="transformação-das-componentes"/>
     <w:p>
       <w:pPr>
         <w:pStyle w:val="Heading2"/>
@@ -3022,8 +3459,8 @@
         </m:oMath>
       </m:oMathPara>
     </w:p>
-    <w:bookmarkEnd w:id="25"/>
-    <w:bookmarkStart w:id="26" w:name="comportamento-da-equação"/>
+    <w:bookmarkEnd w:id="36"/>
+    <w:bookmarkStart w:id="39" w:name="comportamento-da-equação"/>
     <w:p>
       <w:pPr>
         <w:pStyle w:val="Heading2"/>
@@ -3106,17 +3543,125 @@
         </m:oMath>
       </m:oMathPara>
     </w:p>
-    <w:p>
-      <w:pPr>
-        <w:pStyle w:val="FirstParagraph"/>
-      </w:pPr>
-      <w:r>
-        <w:t xml:space="preserve">A invariância por reversão temporal leva à relação entre soluções futuras e passadas, fundamental para a construção de operadores de criação e aniquilação.</w:t>
-      </w:r>
-    </w:p>
-    <w:bookmarkEnd w:id="26"/>
-    <w:bookmarkEnd w:id="27"/>
-    <w:bookmarkStart w:id="36" w:name="visualização-computacional"/>
+    <w:tbl>
+      <w:tblPr>
+        <w:tblStyle w:val="Table"/>
+        <w:tblLook w:firstRow="0" w:lastRow="0" w:firstColumn="0" w:lastColumn="0" w:noHBand="0" w:noVBand="0" w:val="0000"/>
+        <w:tblBorders>
+          <w:top w:val="single" w:sz="4" w:space="0" w:color="CC1914"/>
+          <w:left w:val="single" w:sz="24" w:space="0" w:color="CC1914"/>
+          <w:bottom w:val="single" w:sz="4" w:space="0" w:color="CC1914"/>
+          <w:right w:val="single" w:sz="4" w:space="0" w:color="CC1914"/>
+        </w:tblBorders>
+        <w:tblCellMar>
+          <w:left w:w="144" w:type="dxa"/>
+          <w:right w:w="144" w:type="dxa"/>
+        </w:tblCellMar>
+        <w:tblLook w:firstRow="0" w:lastRow="0" w:firstColumn="0" w:lastColumn="0" w:noHBand="0" w:noVBand="0" w:val="0000"/>
+      </w:tblPr>
+      <w:tr>
+        <w:trPr>
+          <w:cantSplit/>
+        </w:trPr>
+        <w:tc>
+          <w:tcPr>
+            <w:shd w:color="auto" w:fill="f7dddc" w:val="clear"/>
+            <w:tcMar>
+              <w:top w:w="92" w:type="dxa"/>
+              <w:bottom w:w="92" w:type="dxa"/>
+            </w:tcMar>
+          </w:tcPr>
+          <w:p>
+            <w:pPr>
+              <w:pStyle w:val="FirstParagraph"/>
+            </w:pPr>
+            <w:pPr>
+              <w:spacing w:before="0" w:after="0"/>
+              <w:textAlignment w:val="center"/>
+            </w:pPr>
+            <w:r>
+              <w:drawing>
+                <wp:inline>
+                  <wp:extent cx="152400" cy="152400"/>
+                  <wp:effectExtent b="0" l="0" r="0" t="0"/>
+                  <wp:docPr descr="" title="" id="37" name="Picture"/>
+                  <a:graphic>
+                    <a:graphicData uri="http://schemas.openxmlformats.org/drawingml/2006/picture">
+                      <pic:pic>
+                        <pic:nvPicPr>
+                          <pic:cNvPr descr="/opt/quarto/share/formats/docx/important.png" id="38" name="Picture"/>
+                          <pic:cNvPicPr>
+                            <a:picLocks noChangeArrowheads="1" noChangeAspect="1"/>
+                          </pic:cNvPicPr>
+                        </pic:nvPicPr>
+                        <pic:blipFill>
+                          <a:blip r:embed="rId22"/>
+                          <a:stretch>
+                            <a:fillRect/>
+                          </a:stretch>
+                        </pic:blipFill>
+                        <pic:spPr bwMode="auto">
+                          <a:xfrm>
+                            <a:off x="0" y="0"/>
+                            <a:ext cx="152400" cy="152400"/>
+                          </a:xfrm>
+                          <a:prstGeom prst="rect">
+                            <a:avLst/>
+                          </a:prstGeom>
+                          <a:noFill/>
+                          <a:ln w="9525">
+                            <a:noFill/>
+                            <a:headEnd/>
+                            <a:tailEnd/>
+                          </a:ln>
+                        </pic:spPr>
+                      </pic:pic>
+                    </a:graphicData>
+                  </a:graphic>
+                </wp:inline>
+              </w:drawing>
+            </w:r>
+            <w:r>
+              <w:t xml:space="preserve"> </w:t>
+            </w:r>
+            <w:r>
+              <w:t xml:space="preserve"> </w:t>
+            </w:r>
+            <w:r>
+              <w:t xml:space="preserve">Important</w:t>
+            </w:r>
+          </w:p>
+        </w:tc>
+      </w:tr>
+      <w:tr>
+        <w:trPr>
+          <w:cantSplit/>
+        </w:trPr>
+        <w:tc>
+          <w:tcPr>
+            <w:tcMar>
+              <w:top w:w="108" w:type="dxa"/>
+              <w:bottom w:w="108" w:type="dxa"/>
+            </w:tcMar>
+          </w:tcPr>
+          <w:p>
+            <w:pPr>
+              <w:pStyle w:val="BodyText"/>
+            </w:pPr>
+            <w:pPr>
+              <w:spacing w:before="16" w:after="16"/>
+            </w:pPr>
+            <w:r>
+              <w:t xml:space="preserve">A invariância por reversão temporal leva à relação entre soluções futuras e passadas, fundamental para a construção de operadores de criação e aniquilação.</w:t>
+            </w:r>
+          </w:p>
+          <w:p/>
+        </w:tc>
+      </w:tr>
+    </w:tbl>
+    <w:bookmarkEnd w:id="39"/>
+    <w:bookmarkEnd w:id="40"/>
+    <w:bookmarkStart w:id="49" w:name="visualização-computacional"/>
     <w:p>
       <w:pPr>
         <w:pStyle w:val="Heading1"/>
@@ -3125,7 +3670,7 @@
         <w:t xml:space="preserve">Visualização Computacional</w:t>
       </w:r>
     </w:p>
-    <w:bookmarkStart w:id="31" w:name="propagador-do-oscilador-harmônico"/>
+    <w:bookmarkStart w:id="44" w:name="propagador-do-oscilador-harmônico"/>
     <w:p>
       <w:pPr>
         <w:pStyle w:val="Heading2"/>
@@ -3958,18 +4503,18 @@
           <wp:inline>
             <wp:extent cx="5334000" cy="3369855"/>
             <wp:effectExtent b="0" l="0" r="0" t="0"/>
-            <wp:docPr descr="" title="" id="29" name="Picture"/>
+            <wp:docPr descr="" title="" id="42" name="Picture"/>
             <a:graphic>
               <a:graphicData uri="http://schemas.openxmlformats.org/drawingml/2006/picture">
                 <pic:pic>
                   <pic:nvPicPr>
-                    <pic:cNvPr descr="propagators-cont_files/figure-docx/cell-2-output-1.png" id="30" name="Picture"/>
+                    <pic:cNvPr descr="propagators-cont_files/figure-docx/cell-2-output-1.png" id="43" name="Picture"/>
                     <pic:cNvPicPr>
                       <a:picLocks noChangeArrowheads="1" noChangeAspect="1"/>
                     </pic:cNvPicPr>
                   </pic:nvPicPr>
                   <pic:blipFill>
-                    <a:blip r:embed="rId28"/>
+                    <a:blip r:embed="rId41"/>
                     <a:stretch>
                       <a:fillRect/>
                     </a:stretch>
@@ -3996,8 +4541,8 @@
         </w:drawing>
       </w:r>
     </w:p>
-    <w:bookmarkEnd w:id="31"/>
-    <w:bookmarkStart w:id="35" w:name="propagadores-futuro-e-passado"/>
+    <w:bookmarkEnd w:id="44"/>
+    <w:bookmarkStart w:id="48" w:name="propagadores-futuro-e-passado"/>
     <w:p>
       <w:pPr>
         <w:pStyle w:val="Heading2"/>
@@ -5100,18 +5645,18 @@
           <wp:inline>
             <wp:extent cx="5334000" cy="3452959"/>
             <wp:effectExtent b="0" l="0" r="0" t="0"/>
-            <wp:docPr descr="" title="" id="33" name="Picture"/>
+            <wp:docPr descr="" title="" id="46" name="Picture"/>
             <a:graphic>
               <a:graphicData uri="http://schemas.openxmlformats.org/drawingml/2006/picture">
                 <pic:pic>
                   <pic:nvPicPr>
-                    <pic:cNvPr descr="propagators-cont_files/figure-docx/cell-3-output-1.png" id="34" name="Picture"/>
+                    <pic:cNvPr descr="propagators-cont_files/figure-docx/cell-3-output-1.png" id="47" name="Picture"/>
                     <pic:cNvPicPr>
                       <a:picLocks noChangeArrowheads="1" noChangeAspect="1"/>
                     </pic:cNvPicPr>
                   </pic:nvPicPr>
                   <pic:blipFill>
-                    <a:blip r:embed="rId32"/>
+                    <a:blip r:embed="rId45"/>
                     <a:stretch>
                       <a:fillRect/>
                     </a:stretch>
@@ -5138,9 +5683,9 @@
         </w:drawing>
       </w:r>
     </w:p>
-    <w:bookmarkEnd w:id="35"/>
-    <w:bookmarkEnd w:id="36"/>
-    <w:bookmarkStart w:id="37" w:name="resumo-dos-conceitos"/>
+    <w:bookmarkEnd w:id="48"/>
+    <w:bookmarkEnd w:id="49"/>
+    <w:bookmarkStart w:id="50" w:name="resumo-dos-conceitos"/>
     <w:p>
       <w:pPr>
         <w:pStyle w:val="Heading1"/>
@@ -5294,7 +5839,7 @@
                 <m:rPr>
                   <m:sty m:val="p"/>
                 </m:rPr>
-                <m:t>+</m:t>
+                <m:t>−</m:t>
               </m:r>
               <m:r>
                 <m:t>i</m:t>
@@ -5376,12 +5921,6 @@
                 <m:t>=</m:t>
               </m:r>
               <m:r>
-                <m:rPr>
-                  <m:sty m:val="p"/>
-                </m:rPr>
-                <m:t>−</m:t>
-              </m:r>
-              <m:r>
                 <m:t>i</m:t>
               </m:r>
               <m:sSup>
@@ -5723,8 +6262,8 @@
         </w:tc>
       </w:tr>
     </w:tbl>
-    <w:bookmarkEnd w:id="37"/>
-    <w:bookmarkStart w:id="42" w:name="exercícios"/>
+    <w:bookmarkEnd w:id="50"/>
+    <w:bookmarkStart w:id="55" w:name="exercícios"/>
     <w:p>
       <w:pPr>
         <w:pStyle w:val="Heading1"/>
@@ -5733,7 +6272,7 @@
         <w:t xml:space="preserve">Exercícios</w:t>
       </w:r>
     </w:p>
-    <w:bookmarkStart w:id="38" w:name="conceitos-fundamentais"/>
+    <w:bookmarkStart w:id="51" w:name="conceitos-fundamentais"/>
     <w:p>
       <w:pPr>
         <w:pStyle w:val="Heading2"/>
@@ -6265,7 +6804,7 @@
           <m:rPr>
             <m:sty m:val="p"/>
           </m:rPr>
-          <m:t>+</m:t>
+          <m:t>−</m:t>
         </m:r>
         <m:r>
           <m:t>i</m:t>
@@ -6289,9 +6828,6 @@
       <w:r>
         <w:t xml:space="preserve">satisfaz a mesma equação diferencial.</w:t>
       </w:r>
-      <w:r>
-        <w:br/>
-      </w:r>
     </w:p>
     <w:p>
       <w:pPr>
@@ -6337,12 +6873,6 @@
             <m:sty m:val="p"/>
           </m:rPr>
           <m:t>=</m:t>
-        </m:r>
-        <m:r>
-          <m:rPr>
-            <m:sty m:val="p"/>
-          </m:rPr>
-          <m:t>−</m:t>
         </m:r>
         <m:r>
           <m:t>i</m:t>
@@ -6837,8 +7367,8 @@
         <w:t xml:space="preserve">.</w:t>
       </w:r>
     </w:p>
-    <w:bookmarkEnd w:id="38"/>
-    <w:bookmarkStart w:id="39" w:name="propagadores-e-condições-de-contorno"/>
+    <w:bookmarkEnd w:id="51"/>
+    <w:bookmarkStart w:id="52" w:name="propagadores-e-condições-de-contorno"/>
     <w:p>
       <w:pPr>
         <w:pStyle w:val="Heading2"/>
@@ -7232,8 +7762,8 @@
         <w:t xml:space="preserve">Explique por que a solução envolve ambas as direções de propagação.</w:t>
       </w:r>
     </w:p>
-    <w:bookmarkEnd w:id="39"/>
-    <w:bookmarkStart w:id="40" w:name="propriedades-de-transformação"/>
+    <w:bookmarkEnd w:id="52"/>
+    <w:bookmarkStart w:id="53" w:name="propriedades-de-transformação"/>
     <w:p>
       <w:pPr>
         <w:pStyle w:val="Heading2"/>
@@ -7639,8 +8169,8 @@
         <w:t xml:space="preserve">e discuta a diferença.</w:t>
       </w:r>
     </w:p>
-    <w:bookmarkEnd w:id="40"/>
-    <w:bookmarkStart w:id="41" w:name="aplicações-e-generalizações"/>
+    <w:bookmarkEnd w:id="53"/>
+    <w:bookmarkStart w:id="54" w:name="aplicações-e-generalizações"/>
     <w:p>
       <w:pPr>
         <w:pStyle w:val="Heading2"/>
@@ -8019,8 +8549,8 @@
         <w:t xml:space="preserve">Mostre como a estrutura de norma positiva/negativa leva à quantização.</w:t>
       </w:r>
     </w:p>
-    <w:bookmarkEnd w:id="41"/>
-    <w:bookmarkEnd w:id="42"/>
+    <w:bookmarkEnd w:id="54"/>
+    <w:bookmarkEnd w:id="55"/>
     <w:sectPr>
       <w:footnotePr>
         <w:numRestart w:val="eachSect"/>

--- a/courses/mathematical-physics/propagators-cont.docx
+++ b/courses/mathematical-physics/propagators-cont.docx
@@ -6263,7 +6263,7 @@
       </w:tr>
     </w:tbl>
     <w:bookmarkEnd w:id="50"/>
-    <w:bookmarkStart w:id="55" w:name="exercícios"/>
+    <w:bookmarkStart w:id="57" w:name="exercícios"/>
     <w:p>
       <w:pPr>
         <w:pStyle w:val="Heading1"/>
@@ -6272,39 +6272,39 @@
         <w:t xml:space="preserve">Exercícios</w:t>
       </w:r>
     </w:p>
-    <w:bookmarkStart w:id="51" w:name="conceitos-fundamentais"/>
+    <w:bookmarkStart w:id="51" w:name="X2cf13656e68a0451453812891cdb01bf13a7611"/>
     <w:p>
       <w:pPr>
         <w:pStyle w:val="Heading2"/>
       </w:pPr>
       <w:r>
-        <w:t xml:space="preserve">Conceitos Fundamentais</w:t>
-      </w:r>
-    </w:p>
-    <w:p>
-      <w:pPr>
-        <w:pStyle w:val="Compact"/>
-        <w:numPr>
-          <w:ilvl w:val="0"/>
-          <w:numId w:val="1003"/>
-        </w:numPr>
-      </w:pPr>
+        <w:t xml:space="preserve">Exercício 1: Wronskiano e Solução Geral</w:t>
+      </w:r>
+      <w:r>
+        <w:t xml:space="preserve"> </w:t>
+      </w:r>
       <w:r>
         <w:rPr>
           <w:b/>
           <w:bCs/>
         </w:rPr>
-        <w:t xml:space="preserve">Wronskiano e Independência Linear</w:t>
-      </w:r>
-    </w:p>
-    <w:p>
-      <w:pPr>
-        <w:pStyle w:val="Compact"/>
-        <w:numPr>
-          <w:ilvl w:val="1"/>
-          <w:numId w:val="1004"/>
-        </w:numPr>
-      </w:pPr>
+        <w:t xml:space="preserve">(Essencial)</w:t>
+      </w:r>
+    </w:p>
+    <w:p>
+      <w:pPr>
+        <w:pStyle w:val="FirstParagraph"/>
+      </w:pPr>
+      <w:r>
+        <w:rPr>
+          <w:b/>
+          <w:bCs/>
+        </w:rPr>
+        <w:t xml:space="preserve">a)</w:t>
+      </w:r>
+      <w:r>
+        <w:t xml:space="preserve"> </w:t>
+      </w:r>
       <w:r>
         <w:t xml:space="preserve">Mostre que o Wronskiano</w:t>
       </w:r>
@@ -6444,22 +6444,7 @@
         </m:r>
       </m:oMath>
       <w:r>
-        <w:t xml:space="preserve">.</w:t>
-      </w:r>
-      <w:r>
-        <w:br/>
-      </w:r>
-    </w:p>
-    <w:p>
-      <w:pPr>
-        <w:pStyle w:val="Compact"/>
-        <w:numPr>
-          <w:ilvl w:val="1"/>
-          <w:numId w:val="1004"/>
-        </w:numPr>
-      </w:pPr>
-      <w:r>
-        <w:t xml:space="preserve">Verifique que</w:t>
+        <w:t xml:space="preserve">, e que</w:t>
       </w:r>
       <w:r>
         <w:t xml:space="preserve"> </w:t>
@@ -6524,7 +6509,7 @@
         <w:t xml:space="preserve"> </w:t>
       </w:r>
       <w:r>
-        <w:t xml:space="preserve">usando a propriedade de antissimetria de</w:t>
+        <w:t xml:space="preserve">usando a antissimetria de</w:t>
       </w:r>
       <w:r>
         <w:t xml:space="preserve"> </w:t>
@@ -6543,28 +6528,18 @@
     </w:p>
     <w:p>
       <w:pPr>
-        <w:pStyle w:val="Compact"/>
-        <w:numPr>
-          <w:ilvl w:val="0"/>
-          <w:numId w:val="1003"/>
-        </w:numPr>
+        <w:pStyle w:val="BodyText"/>
       </w:pPr>
       <w:r>
         <w:rPr>
           <w:b/>
           <w:bCs/>
         </w:rPr>
-        <w:t xml:space="preserve">Normalização de Soluções</w:t>
-      </w:r>
-    </w:p>
-    <w:p>
-      <w:pPr>
-        <w:pStyle w:val="Compact"/>
-        <w:numPr>
-          <w:ilvl w:val="1"/>
-          <w:numId w:val="1005"/>
-        </w:numPr>
-      </w:pPr>
+        <w:t xml:space="preserve">b)</w:t>
+      </w:r>
+      <w:r>
+        <w:t xml:space="preserve"> </w:t>
+      </w:r>
       <w:r>
         <w:t xml:space="preserve">Dada a normalização</w:t>
       </w:r>
@@ -6636,12 +6611,72 @@
         <m:r>
           <m:t>U</m:t>
         </m:r>
+        <m:r>
+          <m:rPr>
+            <m:sty m:val="p"/>
+          </m:rPr>
+          <m:t>=</m:t>
+        </m:r>
+        <m:sSub>
+          <m:e>
+            <m:r>
+              <m:t>α</m:t>
+            </m:r>
+          </m:e>
+          <m:sub>
+            <m:r>
+              <m:t>1</m:t>
+            </m:r>
+          </m:sub>
+        </m:sSub>
+        <m:sSub>
+          <m:e>
+            <m:r>
+              <m:t>V</m:t>
+            </m:r>
+          </m:e>
+          <m:sub>
+            <m:r>
+              <m:t>1</m:t>
+            </m:r>
+          </m:sub>
+        </m:sSub>
+        <m:r>
+          <m:rPr>
+            <m:sty m:val="p"/>
+          </m:rPr>
+          <m:t>+</m:t>
+        </m:r>
+        <m:sSub>
+          <m:e>
+            <m:r>
+              <m:t>α</m:t>
+            </m:r>
+          </m:e>
+          <m:sub>
+            <m:r>
+              <m:t>2</m:t>
+            </m:r>
+          </m:sub>
+        </m:sSub>
+        <m:sSub>
+          <m:e>
+            <m:r>
+              <m:t>V</m:t>
+            </m:r>
+          </m:e>
+          <m:sub>
+            <m:r>
+              <m:t>2</m:t>
+            </m:r>
+          </m:sub>
+        </m:sSub>
       </m:oMath>
       <w:r>
         <w:t xml:space="preserve"> </w:t>
       </w:r>
       <w:r>
-        <w:t xml:space="preserve">em termos de</w:t>
+        <w:t xml:space="preserve">e calcule os coeficientes</w:t>
       </w:r>
       <w:r>
         <w:t xml:space="preserve"> </w:t>
@@ -6650,7 +6685,7 @@
         <m:sSub>
           <m:e>
             <m:r>
-              <m:t>V</m:t>
+              <m:t>α</m:t>
             </m:r>
           </m:e>
           <m:sub>
@@ -6661,10 +6696,7 @@
         </m:sSub>
       </m:oMath>
       <w:r>
-        <w:t xml:space="preserve"> </w:t>
-      </w:r>
-      <w:r>
-        <w:t xml:space="preserve">e</w:t>
+        <w:t xml:space="preserve">,</w:t>
       </w:r>
       <w:r>
         <w:t xml:space="preserve"> </w:t>
@@ -6673,7 +6705,7 @@
         <m:sSub>
           <m:e>
             <m:r>
-              <m:t>V</m:t>
+              <m:t>α</m:t>
             </m:r>
           </m:e>
           <m:sub>
@@ -6684,22 +6716,101 @@
         </m:sSub>
       </m:oMath>
       <w:r>
-        <w:t xml:space="preserve">.</w:t>
-      </w:r>
-      <w:r>
-        <w:br/>
-      </w:r>
-    </w:p>
-    <w:p>
-      <w:pPr>
-        <w:pStyle w:val="Compact"/>
-        <w:numPr>
-          <w:ilvl w:val="1"/>
-          <w:numId w:val="1005"/>
-        </w:numPr>
-      </w:pPr>
-      <w:r>
-        <w:t xml:space="preserve">Calcule os coeficientes</w:t>
+        <w:t xml:space="preserve"> </w:t>
+      </w:r>
+      <w:r>
+        <w:t xml:space="preserve">para uma condição inicial genérica.</w:t>
+      </w:r>
+    </w:p>
+    <w:bookmarkEnd w:id="51"/>
+    <w:bookmarkStart w:id="52" w:name="X0cfb3d1cde1e9640e01f730fbb75d765b4993f4"/>
+    <w:p>
+      <w:pPr>
+        <w:pStyle w:val="Heading2"/>
+      </w:pPr>
+      <w:r>
+        <w:t xml:space="preserve">Exercício 2: Complexificação e Normas</w:t>
+      </w:r>
+      <w:r>
+        <w:t xml:space="preserve"> </w:t>
+      </w:r>
+      <w:r>
+        <w:rPr>
+          <w:b/>
+          <w:bCs/>
+        </w:rPr>
+        <w:t xml:space="preserve">(Essencial)</w:t>
+      </w:r>
+    </w:p>
+    <w:p>
+      <w:pPr>
+        <w:pStyle w:val="FirstParagraph"/>
+      </w:pPr>
+      <w:r>
+        <w:rPr>
+          <w:b/>
+          <w:bCs/>
+        </w:rPr>
+        <w:t xml:space="preserve">a)</w:t>
+      </w:r>
+      <w:r>
+        <w:t xml:space="preserve"> </w:t>
+      </w:r>
+      <w:r>
+        <w:t xml:space="preserve">Verifique que</w:t>
+      </w:r>
+      <w:r>
+        <w:t xml:space="preserve"> </w:t>
+      </w:r>
+      <m:oMath>
+        <m:r>
+          <m:t>V</m:t>
+        </m:r>
+        <m:r>
+          <m:rPr>
+            <m:sty m:val="p"/>
+          </m:rPr>
+          <m:t>=</m:t>
+        </m:r>
+        <m:sSub>
+          <m:e>
+            <m:r>
+              <m:t>V</m:t>
+            </m:r>
+          </m:e>
+          <m:sub>
+            <m:r>
+              <m:t>1</m:t>
+            </m:r>
+          </m:sub>
+        </m:sSub>
+        <m:r>
+          <m:rPr>
+            <m:sty m:val="p"/>
+          </m:rPr>
+          <m:t>−</m:t>
+        </m:r>
+        <m:r>
+          <m:t>i</m:t>
+        </m:r>
+        <m:sSub>
+          <m:e>
+            <m:r>
+              <m:t>V</m:t>
+            </m:r>
+          </m:e>
+          <m:sub>
+            <m:r>
+              <m:t>2</m:t>
+            </m:r>
+          </m:sub>
+        </m:sSub>
+      </m:oMath>
+      <w:r>
+        <w:t xml:space="preserve"> </w:t>
+      </w:r>
+      <w:r>
+        <w:t xml:space="preserve">satisfaz a mesma equação diferencial que</w:t>
       </w:r>
       <w:r>
         <w:t xml:space="preserve"> </w:t>
@@ -6708,7 +6819,7 @@
         <m:sSub>
           <m:e>
             <m:r>
-              <m:t>α</m:t>
+              <m:t>V</m:t>
             </m:r>
           </m:e>
           <m:sub>
@@ -6731,7 +6842,7 @@
         <m:sSub>
           <m:e>
             <m:r>
-              <m:t>α</m:t>
+              <m:t>V</m:t>
             </m:r>
           </m:e>
           <m:sub>
@@ -6742,101 +6853,23 @@
         </m:sSub>
       </m:oMath>
       <w:r>
-        <w:t xml:space="preserve"> </w:t>
-      </w:r>
-      <w:r>
-        <w:t xml:space="preserve">para uma condição inicial genérica.</w:t>
-      </w:r>
-    </w:p>
-    <w:p>
-      <w:pPr>
-        <w:pStyle w:val="Compact"/>
-        <w:numPr>
-          <w:ilvl w:val="0"/>
-          <w:numId w:val="1003"/>
-        </w:numPr>
+        <w:t xml:space="preserve">.</w:t>
+      </w:r>
+    </w:p>
+    <w:p>
+      <w:pPr>
+        <w:pStyle w:val="BodyText"/>
       </w:pPr>
       <w:r>
         <w:rPr>
           <w:b/>
           <w:bCs/>
         </w:rPr>
-        <w:t xml:space="preserve">Complexificação (Essencial)</w:t>
-      </w:r>
-    </w:p>
-    <w:p>
-      <w:pPr>
-        <w:pStyle w:val="Compact"/>
-        <w:numPr>
-          <w:ilvl w:val="1"/>
-          <w:numId w:val="1006"/>
-        </w:numPr>
-      </w:pPr>
-      <w:r>
-        <w:t xml:space="preserve">Verifique que</w:t>
+        <w:t xml:space="preserve">b)</w:t>
       </w:r>
       <w:r>
         <w:t xml:space="preserve"> </w:t>
       </w:r>
-      <m:oMath>
-        <m:r>
-          <m:t>V</m:t>
-        </m:r>
-        <m:r>
-          <m:rPr>
-            <m:sty m:val="p"/>
-          </m:rPr>
-          <m:t>=</m:t>
-        </m:r>
-        <m:sSub>
-          <m:e>
-            <m:r>
-              <m:t>V</m:t>
-            </m:r>
-          </m:e>
-          <m:sub>
-            <m:r>
-              <m:t>1</m:t>
-            </m:r>
-          </m:sub>
-        </m:sSub>
-        <m:r>
-          <m:rPr>
-            <m:sty m:val="p"/>
-          </m:rPr>
-          <m:t>−</m:t>
-        </m:r>
-        <m:r>
-          <m:t>i</m:t>
-        </m:r>
-        <m:sSub>
-          <m:e>
-            <m:r>
-              <m:t>V</m:t>
-            </m:r>
-          </m:e>
-          <m:sub>
-            <m:r>
-              <m:t>2</m:t>
-            </m:r>
-          </m:sub>
-        </m:sSub>
-      </m:oMath>
-      <w:r>
-        <w:t xml:space="preserve"> </w:t>
-      </w:r>
-      <w:r>
-        <w:t xml:space="preserve">satisfaz a mesma equação diferencial.</w:t>
-      </w:r>
-    </w:p>
-    <w:p>
-      <w:pPr>
-        <w:pStyle w:val="Compact"/>
-        <w:numPr>
-          <w:ilvl w:val="1"/>
-          <w:numId w:val="1006"/>
-        </w:numPr>
-      </w:pPr>
       <w:r>
         <w:t xml:space="preserve">Calcule</w:t>
       </w:r>
@@ -6906,35 +6939,36 @@
         <w:t xml:space="preserve"> </w:t>
       </w:r>
       <w:r>
-        <w:t xml:space="preserve">e mostre que é igual a 1.</w:t>
-      </w:r>
-    </w:p>
-    <w:p>
-      <w:pPr>
-        <w:pStyle w:val="Compact"/>
-        <w:numPr>
-          <w:ilvl w:val="0"/>
-          <w:numId w:val="1003"/>
-        </w:numPr>
+        <w:t xml:space="preserve">e mostre que é igual a</w:t>
+      </w:r>
+      <w:r>
+        <w:t xml:space="preserve"> </w:t>
+      </w:r>
+      <m:oMath>
+        <m:r>
+          <m:t>1</m:t>
+        </m:r>
+      </m:oMath>
+      <w:r>
+        <w:t xml:space="preserve">.</w:t>
+      </w:r>
+    </w:p>
+    <w:p>
+      <w:pPr>
+        <w:pStyle w:val="BodyText"/>
       </w:pPr>
       <w:r>
         <w:rPr>
           <w:b/>
           <w:bCs/>
         </w:rPr>
-        <w:t xml:space="preserve">Norma Negativa</w:t>
-      </w:r>
-    </w:p>
-    <w:p>
-      <w:pPr>
-        <w:pStyle w:val="Compact"/>
-        <w:numPr>
-          <w:ilvl w:val="1"/>
-          <w:numId w:val="1007"/>
-        </w:numPr>
-      </w:pPr>
-      <w:r>
-        <w:t xml:space="preserve">Considere</w:t>
+        <w:t xml:space="preserve">c)</w:t>
+      </w:r>
+      <w:r>
+        <w:t xml:space="preserve"> </w:t>
+      </w:r>
+      <w:r>
+        <w:t xml:space="preserve">Para</w:t>
       </w:r>
       <w:r>
         <w:t xml:space="preserve"> </w:t>
@@ -6973,7 +7007,7 @@
         </m:sSup>
       </m:oMath>
       <w:r>
-        <w:t xml:space="preserve">. Calcule</w:t>
+        <w:t xml:space="preserve">, calcule</w:t>
       </w:r>
       <w:r>
         <w:t xml:space="preserve"> </w:t>
@@ -7019,48 +7053,46 @@
         </m:r>
       </m:oMath>
       <w:r>
-        <w:t xml:space="preserve">.</w:t>
-      </w:r>
-      <w:r>
-        <w:br/>
-      </w:r>
-    </w:p>
-    <w:p>
-      <w:pPr>
-        <w:pStyle w:val="Compact"/>
-        <w:numPr>
-          <w:ilvl w:val="1"/>
-          <w:numId w:val="1007"/>
-        </w:numPr>
-      </w:pPr>
-      <w:r>
-        <w:t xml:space="preserve">Interprete fisicamente este resultado.</w:t>
-      </w:r>
-    </w:p>
-    <w:p>
-      <w:pPr>
-        <w:pStyle w:val="Compact"/>
-        <w:numPr>
-          <w:ilvl w:val="0"/>
-          <w:numId w:val="1003"/>
-        </w:numPr>
-      </w:pPr>
+        <w:t xml:space="preserve"> </w:t>
+      </w:r>
+      <w:r>
+        <w:t xml:space="preserve">e interprete fisicamente este resultado (norma negativa).</w:t>
+      </w:r>
+    </w:p>
+    <w:bookmarkEnd w:id="52"/>
+    <w:bookmarkStart w:id="53" w:name="X03096fea85f6948fd355def96dbb3c66dc6ff8e"/>
+    <w:p>
+      <w:pPr>
+        <w:pStyle w:val="Heading2"/>
+      </w:pPr>
+      <w:r>
+        <w:t xml:space="preserve">Exercício 3: Propagadores Futuro e Passado</w:t>
+      </w:r>
+      <w:r>
+        <w:t xml:space="preserve"> </w:t>
+      </w:r>
       <w:r>
         <w:rPr>
           <w:b/>
           <w:bCs/>
         </w:rPr>
-        <w:t xml:space="preserve">Propagador Futuro (Essencial)</w:t>
-      </w:r>
-    </w:p>
-    <w:p>
-      <w:pPr>
-        <w:pStyle w:val="Compact"/>
-        <w:numPr>
-          <w:ilvl w:val="1"/>
-          <w:numId w:val="1008"/>
-        </w:numPr>
-      </w:pPr>
+        <w:t xml:space="preserve">(Essencial)</w:t>
+      </w:r>
+    </w:p>
+    <w:p>
+      <w:pPr>
+        <w:pStyle w:val="FirstParagraph"/>
+      </w:pPr>
+      <w:r>
+        <w:rPr>
+          <w:b/>
+          <w:bCs/>
+        </w:rPr>
+        <w:t xml:space="preserve">a)</w:t>
+      </w:r>
+      <w:r>
+        <w:t xml:space="preserve"> </w:t>
+      </w:r>
       <w:r>
         <w:t xml:space="preserve">Mostre que a solução</w:t>
       </w:r>
@@ -7315,22 +7347,7 @@
         </m:sSub>
       </m:oMath>
       <w:r>
-        <w:t xml:space="preserve">.</w:t>
-      </w:r>
-      <w:r>
-        <w:br/>
-      </w:r>
-    </w:p>
-    <w:p>
-      <w:pPr>
-        <w:pStyle w:val="Compact"/>
-        <w:numPr>
-          <w:ilvl w:val="1"/>
-          <w:numId w:val="1008"/>
-        </w:numPr>
-      </w:pPr>
-      <w:r>
-        <w:t xml:space="preserve">Determine a constante</w:t>
+        <w:t xml:space="preserve">, e determine a constante</w:t>
       </w:r>
       <w:r>
         <w:t xml:space="preserve"> </w:t>
@@ -7367,42 +7384,22 @@
         <w:t xml:space="preserve">.</w:t>
       </w:r>
     </w:p>
-    <w:bookmarkEnd w:id="51"/>
-    <w:bookmarkStart w:id="52" w:name="propagadores-e-condições-de-contorno"/>
-    <w:p>
-      <w:pPr>
-        <w:pStyle w:val="Heading2"/>
-      </w:pPr>
-      <w:r>
-        <w:t xml:space="preserve">Propagadores e Condições de Contorno</w:t>
-      </w:r>
-    </w:p>
-    <w:p>
-      <w:pPr>
-        <w:pStyle w:val="Compact"/>
-        <w:numPr>
-          <w:ilvl w:val="0"/>
-          <w:numId w:val="1009"/>
-        </w:numPr>
+    <w:p>
+      <w:pPr>
+        <w:pStyle w:val="BodyText"/>
       </w:pPr>
       <w:r>
         <w:rPr>
           <w:b/>
           <w:bCs/>
         </w:rPr>
-        <w:t xml:space="preserve">Propagador Passado</w:t>
-      </w:r>
-    </w:p>
-    <w:p>
-      <w:pPr>
-        <w:pStyle w:val="Compact"/>
-        <w:numPr>
-          <w:ilvl w:val="1"/>
-          <w:numId w:val="1010"/>
-        </w:numPr>
-      </w:pPr>
-      <w:r>
-        <w:t xml:space="preserve">Construa a solução com condições no futuro</w:t>
+        <w:t xml:space="preserve">b)</w:t>
+      </w:r>
+      <w:r>
+        <w:t xml:space="preserve"> </w:t>
+      </w:r>
+      <w:r>
+        <w:t xml:space="preserve">Construa a solução com condições no futuro,</w:t>
       </w:r>
       <w:r>
         <w:t xml:space="preserve"> </w:t>
@@ -7557,22 +7554,7 @@
         </m:r>
       </m:oMath>
       <w:r>
-        <w:t xml:space="preserve">.</w:t>
-      </w:r>
-      <w:r>
-        <w:br/>
-      </w:r>
-    </w:p>
-    <w:p>
-      <w:pPr>
-        <w:pStyle w:val="Compact"/>
-        <w:numPr>
-          <w:ilvl w:val="1"/>
-          <w:numId w:val="1010"/>
-        </w:numPr>
-      </w:pPr>
-      <w:r>
-        <w:t xml:space="preserve">Mostre que ela satisfaz</w:t>
+        <w:t xml:space="preserve">, e mostre que ela satisfaz</w:t>
       </w:r>
       <w:r>
         <w:t xml:space="preserve"> </w:t>
@@ -7676,126 +7658,91 @@
         <w:t xml:space="preserve">.</w:t>
       </w:r>
     </w:p>
-    <w:p>
-      <w:pPr>
-        <w:pStyle w:val="Compact"/>
-        <w:numPr>
-          <w:ilvl w:val="0"/>
-          <w:numId w:val="1009"/>
-        </w:numPr>
+    <w:bookmarkEnd w:id="53"/>
+    <w:bookmarkStart w:id="54" w:name="X748f532e16039b3254d90748cd1d65ecbfd2659"/>
+    <w:p>
+      <w:pPr>
+        <w:pStyle w:val="Heading2"/>
+      </w:pPr>
+      <w:r>
+        <w:t xml:space="preserve">Exercício 4: Condições de Contorno Espaciais</w:t>
+      </w:r>
+    </w:p>
+    <w:p>
+      <w:pPr>
+        <w:pStyle w:val="FirstParagraph"/>
+      </w:pPr>
+      <w:r>
+        <w:t xml:space="preserve">Para o problema de uma corda presa em</w:t>
+      </w:r>
+      <w:r>
+        <w:t xml:space="preserve"> </w:t>
+      </w:r>
+      <m:oMath>
+        <m:r>
+          <m:t>x</m:t>
+        </m:r>
+        <m:r>
+          <m:rPr>
+            <m:sty m:val="p"/>
+          </m:rPr>
+          <m:t>=</m:t>
+        </m:r>
+        <m:r>
+          <m:t>0</m:t>
+        </m:r>
+      </m:oMath>
+      <w:r>
+        <w:t xml:space="preserve"> </w:t>
+      </w:r>
+      <w:r>
+        <w:t xml:space="preserve">e</w:t>
+      </w:r>
+      <w:r>
+        <w:t xml:space="preserve"> </w:t>
+      </w:r>
+      <m:oMath>
+        <m:r>
+          <m:t>x</m:t>
+        </m:r>
+        <m:r>
+          <m:rPr>
+            <m:sty m:val="p"/>
+          </m:rPr>
+          <m:t>=</m:t>
+        </m:r>
+        <m:r>
+          <m:t>L</m:t>
+        </m:r>
+      </m:oMath>
+      <w:r>
+        <w:t xml:space="preserve">, explique como combinar os propagadores futuro e passado, e por que a solução geral envolve ambas as direções de propagação.</w:t>
+      </w:r>
+    </w:p>
+    <w:bookmarkEnd w:id="54"/>
+    <w:bookmarkStart w:id="55" w:name="exercício-5-reversão-temporal-e-rotações"/>
+    <w:p>
+      <w:pPr>
+        <w:pStyle w:val="Heading2"/>
+      </w:pPr>
+      <w:r>
+        <w:t xml:space="preserve">Exercício 5: Reversão Temporal e Rotações</w:t>
+      </w:r>
+    </w:p>
+    <w:p>
+      <w:pPr>
+        <w:pStyle w:val="FirstParagraph"/>
       </w:pPr>
       <w:r>
         <w:rPr>
           <w:b/>
           <w:bCs/>
         </w:rPr>
-        <w:t xml:space="preserve">Condições de Contorno Espaciais</w:t>
-      </w:r>
-    </w:p>
-    <w:p>
-      <w:pPr>
-        <w:pStyle w:val="Compact"/>
-        <w:numPr>
-          <w:ilvl w:val="1"/>
-          <w:numId w:val="1011"/>
-        </w:numPr>
-      </w:pPr>
-      <w:r>
-        <w:t xml:space="preserve">Para o problema de uma corda presa em</w:t>
+        <w:t xml:space="preserve">a)</w:t>
       </w:r>
       <w:r>
         <w:t xml:space="preserve"> </w:t>
       </w:r>
-      <m:oMath>
-        <m:r>
-          <m:t>x</m:t>
-        </m:r>
-        <m:r>
-          <m:rPr>
-            <m:sty m:val="p"/>
-          </m:rPr>
-          <m:t>=</m:t>
-        </m:r>
-        <m:r>
-          <m:t>0</m:t>
-        </m:r>
-      </m:oMath>
-      <w:r>
-        <w:t xml:space="preserve"> </w:t>
-      </w:r>
-      <w:r>
-        <w:t xml:space="preserve">e</w:t>
-      </w:r>
-      <w:r>
-        <w:t xml:space="preserve"> </w:t>
-      </w:r>
-      <m:oMath>
-        <m:r>
-          <m:t>x</m:t>
-        </m:r>
-        <m:r>
-          <m:rPr>
-            <m:sty m:val="p"/>
-          </m:rPr>
-          <m:t>=</m:t>
-        </m:r>
-        <m:r>
-          <m:t>L</m:t>
-        </m:r>
-      </m:oMath>
-      <w:r>
-        <w:t xml:space="preserve">, determine como combinar os propagadores futuro e passado.</w:t>
-      </w:r>
-      <w:r>
-        <w:br/>
-      </w:r>
-    </w:p>
-    <w:p>
-      <w:pPr>
-        <w:pStyle w:val="Compact"/>
-        <w:numPr>
-          <w:ilvl w:val="1"/>
-          <w:numId w:val="1011"/>
-        </w:numPr>
-      </w:pPr>
-      <w:r>
-        <w:t xml:space="preserve">Explique por que a solução envolve ambas as direções de propagação.</w:t>
-      </w:r>
-    </w:p>
-    <w:bookmarkEnd w:id="52"/>
-    <w:bookmarkStart w:id="53" w:name="propriedades-de-transformação"/>
-    <w:p>
-      <w:pPr>
-        <w:pStyle w:val="Heading2"/>
-      </w:pPr>
-      <w:r>
-        <w:t xml:space="preserve">Propriedades de Transformação</w:t>
-      </w:r>
-    </w:p>
-    <w:p>
-      <w:pPr>
-        <w:pStyle w:val="Compact"/>
-        <w:numPr>
-          <w:ilvl w:val="0"/>
-          <w:numId w:val="1012"/>
-        </w:numPr>
-      </w:pPr>
-      <w:r>
-        <w:rPr>
-          <w:b/>
-          <w:bCs/>
-        </w:rPr>
-        <w:t xml:space="preserve">Reversão Temporal</w:t>
-      </w:r>
-    </w:p>
-    <w:p>
-      <w:pPr>
-        <w:pStyle w:val="Compact"/>
-        <w:numPr>
-          <w:ilvl w:val="1"/>
-          <w:numId w:val="1013"/>
-        </w:numPr>
-      </w:pPr>
       <w:r>
         <w:t xml:space="preserve">Verifique que</w:t>
       </w:r>
@@ -7972,22 +7919,7 @@
         </m:sSup>
       </m:oMath>
       <w:r>
-        <w:t xml:space="preserve">.</w:t>
-      </w:r>
-      <w:r>
-        <w:br/>
-      </w:r>
-    </w:p>
-    <w:p>
-      <w:pPr>
-        <w:pStyle w:val="Compact"/>
-        <w:numPr>
-          <w:ilvl w:val="1"/>
-          <w:numId w:val="1013"/>
-        </w:numPr>
-      </w:pPr>
-      <w:r>
-        <w:t xml:space="preserve">Mostre que</w:t>
+        <w:t xml:space="preserve">, e mostre que</w:t>
       </w:r>
       <w:r>
         <w:t xml:space="preserve"> </w:t>
@@ -8062,41 +7994,34 @@
     </w:p>
     <w:p>
       <w:pPr>
-        <w:pStyle w:val="Compact"/>
-        <w:numPr>
-          <w:ilvl w:val="0"/>
-          <w:numId w:val="1012"/>
-        </w:numPr>
+        <w:pStyle w:val="BodyText"/>
       </w:pPr>
       <w:r>
         <w:rPr>
           <w:b/>
           <w:bCs/>
         </w:rPr>
-        <w:t xml:space="preserve">Transformação de Rotações</w:t>
-      </w:r>
-    </w:p>
-    <w:p>
-      <w:pPr>
-        <w:pStyle w:val="Compact"/>
-        <w:numPr>
-          <w:ilvl w:val="1"/>
-          <w:numId w:val="1014"/>
-        </w:numPr>
-      </w:pPr>
-      <w:r>
-        <w:t xml:space="preserve">Considere uma rotação no espaço de fase</w:t>
+        <w:t xml:space="preserve">b)</w:t>
       </w:r>
       <w:r>
         <w:t xml:space="preserve"> </w:t>
       </w:r>
+      <w:r>
+        <w:t xml:space="preserve">Para uma rotação</w:t>
+      </w:r>
+      <w:r>
+        <w:t xml:space="preserve"> </w:t>
+      </w:r>
       <m:oMath>
         <m:r>
           <m:t>R</m:t>
         </m:r>
       </m:oMath>
       <w:r>
-        <w:t xml:space="preserve">. Mostre que</w:t>
+        <w:t xml:space="preserve"> </w:t>
+      </w:r>
+      <w:r>
+        <w:t xml:space="preserve">no espaço de fase, mostre que</w:t>
       </w:r>
       <w:r>
         <w:t xml:space="preserve"> </w:t>
@@ -8137,22 +8062,7 @@
         </m:r>
       </m:oMath>
       <w:r>
-        <w:t xml:space="preserve">.</w:t>
-      </w:r>
-      <w:r>
-        <w:br/>
-      </w:r>
-    </w:p>
-    <w:p>
-      <w:pPr>
-        <w:pStyle w:val="Compact"/>
-        <w:numPr>
-          <w:ilvl w:val="1"/>
-          <w:numId w:val="1014"/>
-        </w:numPr>
-      </w:pPr>
-      <w:r>
-        <w:t xml:space="preserve">Compare com a transformação temporal</w:t>
+        <w:t xml:space="preserve">, e compare com a transformação temporal</w:t>
       </w:r>
       <w:r>
         <w:t xml:space="preserve"> </w:t>
@@ -8163,46 +8073,33 @@
         </m:r>
       </m:oMath>
       <w:r>
-        <w:t xml:space="preserve"> </w:t>
-      </w:r>
-      <w:r>
-        <w:t xml:space="preserve">e discuta a diferença.</w:t>
-      </w:r>
-    </w:p>
-    <w:bookmarkEnd w:id="53"/>
-    <w:bookmarkStart w:id="54" w:name="aplicações-e-generalizações"/>
+        <w:t xml:space="preserve">: em que sentido elas são estruturalmente diferentes?</w:t>
+      </w:r>
+    </w:p>
+    <w:bookmarkEnd w:id="55"/>
+    <w:bookmarkStart w:id="56" w:name="X932c456cbe0159ffc05003b5cae4c075482ab9c"/>
     <w:p>
       <w:pPr>
         <w:pStyle w:val="Heading2"/>
       </w:pPr>
       <w:r>
-        <w:t xml:space="preserve">Aplicações e Generalizações</w:t>
-      </w:r>
-    </w:p>
-    <w:p>
-      <w:pPr>
-        <w:pStyle w:val="Compact"/>
-        <w:numPr>
-          <w:ilvl w:val="0"/>
-          <w:numId w:val="1015"/>
-        </w:numPr>
+        <w:t xml:space="preserve">Exercício 6: Oscilador Forçado e Conexão com a Mecânica Quântica</w:t>
+      </w:r>
+    </w:p>
+    <w:p>
+      <w:pPr>
+        <w:pStyle w:val="FirstParagraph"/>
       </w:pPr>
       <w:r>
         <w:rPr>
           <w:b/>
           <w:bCs/>
         </w:rPr>
-        <w:t xml:space="preserve">Oscilador Harmônico com Forçamento</w:t>
-      </w:r>
-    </w:p>
-    <w:p>
-      <w:pPr>
-        <w:pStyle w:val="Compact"/>
-        <w:numPr>
-          <w:ilvl w:val="1"/>
-          <w:numId w:val="1016"/>
-        </w:numPr>
-      </w:pPr>
+        <w:t xml:space="preserve">a)</w:t>
+      </w:r>
+      <w:r>
+        <w:t xml:space="preserve"> </w:t>
+      </w:r>
       <w:r>
         <w:t xml:space="preserve">Resolva a equação</w:t>
       </w:r>
@@ -8275,282 +8172,64 @@
         <w:t xml:space="preserve"> </w:t>
       </w:r>
       <w:r>
-        <w:t xml:space="preserve">usando os propagadores construídos.</w:t>
-      </w:r>
-      <w:r>
-        <w:br/>
-      </w:r>
-    </w:p>
-    <w:p>
-      <w:pPr>
-        <w:pStyle w:val="Compact"/>
-        <w:numPr>
-          <w:ilvl w:val="1"/>
-          <w:numId w:val="1016"/>
-        </w:numPr>
-      </w:pPr>
-      <w:r>
-        <w:t xml:space="preserve">Escreva a solução geral e identifique os termos futuro e passado.</w:t>
-      </w:r>
-    </w:p>
-    <w:p>
-      <w:pPr>
-        <w:pStyle w:val="Compact"/>
-        <w:numPr>
-          <w:ilvl w:val="0"/>
-          <w:numId w:val="1015"/>
-        </w:numPr>
+        <w:t xml:space="preserve">usando os propagadores construídos nesta aula, identificando os termos futuro e passado na solução geral.</w:t>
+      </w:r>
+    </w:p>
+    <w:p>
+      <w:pPr>
+        <w:pStyle w:val="BodyText"/>
       </w:pPr>
       <w:r>
         <w:rPr>
           <w:b/>
           <w:bCs/>
         </w:rPr>
-        <w:t xml:space="preserve">Sistemas com</w:t>
-      </w:r>
-      <w:r>
-        <w:rPr>
-          <w:b/>
-          <w:bCs/>
-        </w:rPr>
+        <w:t xml:space="preserve">b)</w:t>
+      </w:r>
+      <w:r>
         <w:t xml:space="preserve"> </w:t>
       </w:r>
+      <w:r>
+        <w:t xml:space="preserve">Identifique o análogo do comutador</w:t>
+      </w:r>
+      <w:r>
+        <w:t xml:space="preserve"> </w:t>
+      </w:r>
       <m:oMath>
         <m:r>
           <m:rPr>
             <m:sty m:val="p"/>
           </m:rPr>
-          <m:t>Ω</m:t>
+          <m:t>[</m:t>
+        </m:r>
+        <m:r>
+          <m:t>x</m:t>
+        </m:r>
+        <m:r>
+          <m:rPr>
+            <m:sty m:val="p"/>
+          </m:rPr>
+          <m:t>,</m:t>
+        </m:r>
+        <m:r>
+          <m:t>p</m:t>
+        </m:r>
+        <m:r>
+          <m:rPr>
+            <m:sty m:val="p"/>
+          </m:rPr>
+          <m:t>]</m:t>
         </m:r>
       </m:oMath>
       <w:r>
-        <w:rPr>
-          <w:b/>
-          <w:bCs/>
-        </w:rPr>
         <w:t xml:space="preserve"> </w:t>
       </w:r>
       <w:r>
-        <w:rPr>
-          <w:b/>
-          <w:bCs/>
-        </w:rPr>
-        <w:t xml:space="preserve">Dependente do Tempo</w:t>
-      </w:r>
-    </w:p>
-    <w:p>
-      <w:pPr>
-        <w:pStyle w:val="Compact"/>
-        <w:numPr>
-          <w:ilvl w:val="1"/>
-          <w:numId w:val="1017"/>
-        </w:numPr>
-      </w:pPr>
-      <w:r>
-        <w:t xml:space="preserve">Generalize a construção para</w:t>
-      </w:r>
-      <w:r>
-        <w:t xml:space="preserve"> </w:t>
-      </w:r>
-      <m:oMath>
-        <m:sSup>
-          <m:e>
-            <m:r>
-              <m:t>V</m:t>
-            </m:r>
-          </m:e>
-          <m:sup>
-            <m:r>
-              <m:rPr>
-                <m:sty m:val="p"/>
-              </m:rPr>
-              <m:t>′</m:t>
-            </m:r>
-          </m:sup>
-        </m:sSup>
-        <m:r>
-          <m:rPr>
-            <m:sty m:val="p"/>
-          </m:rPr>
-          <m:t>=</m:t>
-        </m:r>
-        <m:r>
-          <m:rPr>
-            <m:sty m:val="p"/>
-          </m:rPr>
-          <m:t>Ω</m:t>
-        </m:r>
-        <m:r>
-          <m:rPr>
-            <m:sty m:val="p"/>
-          </m:rPr>
-          <m:t>(</m:t>
-        </m:r>
-        <m:r>
-          <m:t>x</m:t>
-        </m:r>
-        <m:r>
-          <m:rPr>
-            <m:sty m:val="p"/>
-          </m:rPr>
-          <m:t>)</m:t>
-        </m:r>
-        <m:r>
-          <m:t>H</m:t>
-        </m:r>
-        <m:r>
-          <m:rPr>
-            <m:sty m:val="p"/>
-          </m:rPr>
-          <m:t>(</m:t>
-        </m:r>
-        <m:r>
-          <m:t>x</m:t>
-        </m:r>
-        <m:r>
-          <m:rPr>
-            <m:sty m:val="p"/>
-          </m:rPr>
-          <m:t>)</m:t>
-        </m:r>
-        <m:r>
-          <m:t>V</m:t>
-        </m:r>
-      </m:oMath>
-      <w:r>
-        <w:t xml:space="preserve"> </w:t>
-      </w:r>
-      <w:r>
-        <w:t xml:space="preserve">com</w:t>
-      </w:r>
-      <w:r>
-        <w:t xml:space="preserve"> </w:t>
-      </w:r>
-      <m:oMath>
-        <m:r>
-          <m:rPr>
-            <m:sty m:val="p"/>
-          </m:rPr>
-          <m:t>Ω</m:t>
-        </m:r>
-        <m:r>
-          <m:rPr>
-            <m:sty m:val="p"/>
-          </m:rPr>
-          <m:t>(</m:t>
-        </m:r>
-        <m:r>
-          <m:t>x</m:t>
-        </m:r>
-        <m:r>
-          <m:rPr>
-            <m:sty m:val="p"/>
-          </m:rPr>
-          <m:t>)</m:t>
-        </m:r>
-      </m:oMath>
-      <w:r>
-        <w:t xml:space="preserve"> </w:t>
-      </w:r>
-      <w:r>
-        <w:t xml:space="preserve">variável.</w:t>
-      </w:r>
-      <w:r>
-        <w:br/>
-      </w:r>
-    </w:p>
-    <w:p>
-      <w:pPr>
-        <w:pStyle w:val="Compact"/>
-        <w:numPr>
-          <w:ilvl w:val="1"/>
-          <w:numId w:val="1017"/>
-        </w:numPr>
-      </w:pPr>
-      <w:r>
-        <w:t xml:space="preserve">Discuta como a conservação do Wronskiano é afetada.</w:t>
-      </w:r>
-    </w:p>
-    <w:p>
-      <w:pPr>
-        <w:pStyle w:val="Compact"/>
-        <w:numPr>
-          <w:ilvl w:val="0"/>
-          <w:numId w:val="1015"/>
-        </w:numPr>
-      </w:pPr>
-      <w:r>
-        <w:rPr>
-          <w:b/>
-          <w:bCs/>
-        </w:rPr>
-        <w:t xml:space="preserve">Conexão com Mecânica Quântica</w:t>
-      </w:r>
-    </w:p>
-    <w:p>
-      <w:pPr>
-        <w:pStyle w:val="Compact"/>
-        <w:numPr>
-          <w:ilvl w:val="1"/>
-          <w:numId w:val="1018"/>
-        </w:numPr>
-      </w:pPr>
-      <w:r>
-        <w:t xml:space="preserve">Identifique o análogo do comutador</w:t>
-      </w:r>
-      <w:r>
-        <w:t xml:space="preserve"> </w:t>
-      </w:r>
-      <m:oMath>
-        <m:r>
-          <m:rPr>
-            <m:sty m:val="p"/>
-          </m:rPr>
-          <m:t>[</m:t>
-        </m:r>
-        <m:r>
-          <m:t>x</m:t>
-        </m:r>
-        <m:r>
-          <m:rPr>
-            <m:sty m:val="p"/>
-          </m:rPr>
-          <m:t>,</m:t>
-        </m:r>
-        <m:r>
-          <m:t>p</m:t>
-        </m:r>
-        <m:r>
-          <m:rPr>
-            <m:sty m:val="p"/>
-          </m:rPr>
-          <m:t>]</m:t>
-        </m:r>
-      </m:oMath>
-      <w:r>
-        <w:t xml:space="preserve"> </w:t>
-      </w:r>
-      <w:r>
-        <w:t xml:space="preserve">no formalismo simplético.</w:t>
-      </w:r>
-      <w:r>
-        <w:br/>
-      </w:r>
-    </w:p>
-    <w:p>
-      <w:pPr>
-        <w:pStyle w:val="Compact"/>
-        <w:numPr>
-          <w:ilvl w:val="1"/>
-          <w:numId w:val="1018"/>
-        </w:numPr>
-      </w:pPr>
-      <w:r>
-        <w:t xml:space="preserve">Mostre como a estrutura de norma positiva/negativa leva à quantização.</w:t>
-      </w:r>
-    </w:p>
-    <w:bookmarkEnd w:id="54"/>
-    <w:bookmarkEnd w:id="55"/>
+        <w:t xml:space="preserve">no formalismo simplético, e explique como a estrutura de norma positiva/negativa (Exercício 2) se relaciona com a quantização.</w:t>
+      </w:r>
+    </w:p>
+    <w:bookmarkEnd w:id="56"/>
+    <w:bookmarkEnd w:id="57"/>
     <w:sectPr>
       <w:footnotePr>
         <w:numRestart w:val="eachSect"/>
@@ -8764,431 +8443,6 @@
       </w:rPr>
     </w:lvl>
   </w:abstractNum>
-  <w:abstractNum w:abstractNumId="99411">
-    <w:nsid w:val="00A99411"/>
-    <w:multiLevelType w:val="multilevel"/>
-    <w:lvl w:ilvl="0">
-      <w:start w:val="1"/>
-      <w:numFmt w:val="decimal"/>
-      <w:lvlText w:val="%1."/>
-      <w:lvlJc w:val="left"/>
-      <w:pPr>
-        <w:ind w:left="720" w:hanging="360"/>
-      </w:pPr>
-    </w:lvl>
-    <w:lvl w:ilvl="1">
-      <w:start w:val="1"/>
-      <w:numFmt w:val="decimal"/>
-      <w:lvlText w:val="%2."/>
-      <w:lvlJc w:val="left"/>
-      <w:pPr>
-        <w:ind w:left="1440" w:hanging="360"/>
-      </w:pPr>
-    </w:lvl>
-    <w:lvl w:ilvl="2">
-      <w:start w:val="1"/>
-      <w:numFmt w:val="decimal"/>
-      <w:lvlText w:val="%3."/>
-      <w:lvlJc w:val="left"/>
-      <w:pPr>
-        <w:ind w:left="2160" w:hanging="360"/>
-      </w:pPr>
-    </w:lvl>
-    <w:lvl w:ilvl="3">
-      <w:start w:val="1"/>
-      <w:numFmt w:val="decimal"/>
-      <w:lvlText w:val="%4."/>
-      <w:lvlJc w:val="left"/>
-      <w:pPr>
-        <w:ind w:left="2880" w:hanging="360"/>
-      </w:pPr>
-    </w:lvl>
-    <w:lvl w:ilvl="4">
-      <w:start w:val="1"/>
-      <w:numFmt w:val="decimal"/>
-      <w:lvlText w:val="%5."/>
-      <w:lvlJc w:val="left"/>
-      <w:pPr>
-        <w:ind w:left="3600" w:hanging="360"/>
-      </w:pPr>
-    </w:lvl>
-    <w:lvl w:ilvl="5">
-      <w:start w:val="1"/>
-      <w:numFmt w:val="decimal"/>
-      <w:lvlText w:val="%6."/>
-      <w:lvlJc w:val="left"/>
-      <w:pPr>
-        <w:ind w:left="4320" w:hanging="360"/>
-      </w:pPr>
-    </w:lvl>
-    <w:lvl w:ilvl="6">
-      <w:start w:val="1"/>
-      <w:numFmt w:val="decimal"/>
-      <w:lvlText w:val="%7."/>
-      <w:lvlJc w:val="left"/>
-      <w:pPr>
-        <w:ind w:left="5040" w:hanging="360"/>
-      </w:pPr>
-    </w:lvl>
-    <w:lvl w:ilvl="7">
-      <w:start w:val="1"/>
-      <w:numFmt w:val="decimal"/>
-      <w:lvlText w:val="%8."/>
-      <w:lvlJc w:val="left"/>
-      <w:pPr>
-        <w:ind w:left="5760" w:hanging="360"/>
-      </w:pPr>
-    </w:lvl>
-    <w:lvl w:ilvl="8">
-      <w:start w:val="1"/>
-      <w:numFmt w:val="decimal"/>
-      <w:lvlText w:val="%9."/>
-      <w:lvlJc w:val="left"/>
-      <w:pPr>
-        <w:ind w:left="6480" w:hanging="360"/>
-      </w:pPr>
-    </w:lvl>
-  </w:abstractNum>
-  <w:abstractNum w:abstractNumId="99731">
-    <w:nsid w:val="00A99731"/>
-    <w:multiLevelType w:val="multilevel"/>
-    <w:lvl w:ilvl="0">
-      <w:start w:val="1"/>
-      <w:numFmt w:val="lowerLetter"/>
-      <w:lvlText w:val="(%1)"/>
-      <w:lvlJc w:val="left"/>
-      <w:pPr>
-        <w:ind w:left="720" w:hanging="360"/>
-      </w:pPr>
-    </w:lvl>
-    <w:lvl w:ilvl="1">
-      <w:start w:val="1"/>
-      <w:numFmt w:val="lowerLetter"/>
-      <w:lvlText w:val="(%2)"/>
-      <w:lvlJc w:val="left"/>
-      <w:pPr>
-        <w:ind w:left="1440" w:hanging="360"/>
-      </w:pPr>
-    </w:lvl>
-    <w:lvl w:ilvl="2">
-      <w:start w:val="1"/>
-      <w:numFmt w:val="lowerLetter"/>
-      <w:lvlText w:val="(%3)"/>
-      <w:lvlJc w:val="left"/>
-      <w:pPr>
-        <w:ind w:left="2160" w:hanging="360"/>
-      </w:pPr>
-    </w:lvl>
-    <w:lvl w:ilvl="3">
-      <w:start w:val="1"/>
-      <w:numFmt w:val="lowerLetter"/>
-      <w:lvlText w:val="(%4)"/>
-      <w:lvlJc w:val="left"/>
-      <w:pPr>
-        <w:ind w:left="2880" w:hanging="360"/>
-      </w:pPr>
-    </w:lvl>
-    <w:lvl w:ilvl="4">
-      <w:start w:val="1"/>
-      <w:numFmt w:val="lowerLetter"/>
-      <w:lvlText w:val="(%5)"/>
-      <w:lvlJc w:val="left"/>
-      <w:pPr>
-        <w:ind w:left="3600" w:hanging="360"/>
-      </w:pPr>
-    </w:lvl>
-    <w:lvl w:ilvl="5">
-      <w:start w:val="1"/>
-      <w:numFmt w:val="lowerLetter"/>
-      <w:lvlText w:val="(%6)"/>
-      <w:lvlJc w:val="left"/>
-      <w:pPr>
-        <w:ind w:left="4320" w:hanging="360"/>
-      </w:pPr>
-    </w:lvl>
-    <w:lvl w:ilvl="6">
-      <w:start w:val="1"/>
-      <w:numFmt w:val="lowerLetter"/>
-      <w:lvlText w:val="(%7)"/>
-      <w:lvlJc w:val="left"/>
-      <w:pPr>
-        <w:ind w:left="5040" w:hanging="360"/>
-      </w:pPr>
-    </w:lvl>
-    <w:lvl w:ilvl="7">
-      <w:start w:val="1"/>
-      <w:numFmt w:val="lowerLetter"/>
-      <w:lvlText w:val="(%8)"/>
-      <w:lvlJc w:val="left"/>
-      <w:pPr>
-        <w:ind w:left="5760" w:hanging="360"/>
-      </w:pPr>
-    </w:lvl>
-    <w:lvl w:ilvl="8">
-      <w:start w:val="1"/>
-      <w:numFmt w:val="lowerLetter"/>
-      <w:lvlText w:val="(%9)"/>
-      <w:lvlJc w:val="left"/>
-      <w:pPr>
-        <w:ind w:left="6480" w:hanging="360"/>
-      </w:pPr>
-    </w:lvl>
-  </w:abstractNum>
-  <w:abstractNum w:abstractNumId="99416">
-    <w:nsid w:val="00A99416"/>
-    <w:multiLevelType w:val="multilevel"/>
-    <w:lvl w:ilvl="0">
-      <w:start w:val="6"/>
-      <w:numFmt w:val="decimal"/>
-      <w:lvlText w:val="%1."/>
-      <w:lvlJc w:val="left"/>
-      <w:pPr>
-        <w:ind w:left="720" w:hanging="360"/>
-      </w:pPr>
-    </w:lvl>
-    <w:lvl w:ilvl="1">
-      <w:start w:val="6"/>
-      <w:numFmt w:val="decimal"/>
-      <w:lvlText w:val="%2."/>
-      <w:lvlJc w:val="left"/>
-      <w:pPr>
-        <w:ind w:left="1440" w:hanging="360"/>
-      </w:pPr>
-    </w:lvl>
-    <w:lvl w:ilvl="2">
-      <w:start w:val="6"/>
-      <w:numFmt w:val="decimal"/>
-      <w:lvlText w:val="%3."/>
-      <w:lvlJc w:val="left"/>
-      <w:pPr>
-        <w:ind w:left="2160" w:hanging="360"/>
-      </w:pPr>
-    </w:lvl>
-    <w:lvl w:ilvl="3">
-      <w:start w:val="6"/>
-      <w:numFmt w:val="decimal"/>
-      <w:lvlText w:val="%4."/>
-      <w:lvlJc w:val="left"/>
-      <w:pPr>
-        <w:ind w:left="2880" w:hanging="360"/>
-      </w:pPr>
-    </w:lvl>
-    <w:lvl w:ilvl="4">
-      <w:start w:val="6"/>
-      <w:numFmt w:val="decimal"/>
-      <w:lvlText w:val="%5."/>
-      <w:lvlJc w:val="left"/>
-      <w:pPr>
-        <w:ind w:left="3600" w:hanging="360"/>
-      </w:pPr>
-    </w:lvl>
-    <w:lvl w:ilvl="5">
-      <w:start w:val="6"/>
-      <w:numFmt w:val="decimal"/>
-      <w:lvlText w:val="%6."/>
-      <w:lvlJc w:val="left"/>
-      <w:pPr>
-        <w:ind w:left="4320" w:hanging="360"/>
-      </w:pPr>
-    </w:lvl>
-    <w:lvl w:ilvl="6">
-      <w:start w:val="6"/>
-      <w:numFmt w:val="decimal"/>
-      <w:lvlText w:val="%7."/>
-      <w:lvlJc w:val="left"/>
-      <w:pPr>
-        <w:ind w:left="5040" w:hanging="360"/>
-      </w:pPr>
-    </w:lvl>
-    <w:lvl w:ilvl="7">
-      <w:start w:val="6"/>
-      <w:numFmt w:val="decimal"/>
-      <w:lvlText w:val="%8."/>
-      <w:lvlJc w:val="left"/>
-      <w:pPr>
-        <w:ind w:left="5760" w:hanging="360"/>
-      </w:pPr>
-    </w:lvl>
-    <w:lvl w:ilvl="8">
-      <w:start w:val="6"/>
-      <w:numFmt w:val="decimal"/>
-      <w:lvlText w:val="%9."/>
-      <w:lvlJc w:val="left"/>
-      <w:pPr>
-        <w:ind w:left="6480" w:hanging="360"/>
-      </w:pPr>
-    </w:lvl>
-  </w:abstractNum>
-  <w:abstractNum w:abstractNumId="99418">
-    <w:nsid w:val="00A99418"/>
-    <w:multiLevelType w:val="multilevel"/>
-    <w:lvl w:ilvl="0">
-      <w:start w:val="8"/>
-      <w:numFmt w:val="decimal"/>
-      <w:lvlText w:val="%1."/>
-      <w:lvlJc w:val="left"/>
-      <w:pPr>
-        <w:ind w:left="720" w:hanging="360"/>
-      </w:pPr>
-    </w:lvl>
-    <w:lvl w:ilvl="1">
-      <w:start w:val="8"/>
-      <w:numFmt w:val="decimal"/>
-      <w:lvlText w:val="%2."/>
-      <w:lvlJc w:val="left"/>
-      <w:pPr>
-        <w:ind w:left="1440" w:hanging="360"/>
-      </w:pPr>
-    </w:lvl>
-    <w:lvl w:ilvl="2">
-      <w:start w:val="8"/>
-      <w:numFmt w:val="decimal"/>
-      <w:lvlText w:val="%3."/>
-      <w:lvlJc w:val="left"/>
-      <w:pPr>
-        <w:ind w:left="2160" w:hanging="360"/>
-      </w:pPr>
-    </w:lvl>
-    <w:lvl w:ilvl="3">
-      <w:start w:val="8"/>
-      <w:numFmt w:val="decimal"/>
-      <w:lvlText w:val="%4."/>
-      <w:lvlJc w:val="left"/>
-      <w:pPr>
-        <w:ind w:left="2880" w:hanging="360"/>
-      </w:pPr>
-    </w:lvl>
-    <w:lvl w:ilvl="4">
-      <w:start w:val="8"/>
-      <w:numFmt w:val="decimal"/>
-      <w:lvlText w:val="%5."/>
-      <w:lvlJc w:val="left"/>
-      <w:pPr>
-        <w:ind w:left="3600" w:hanging="360"/>
-      </w:pPr>
-    </w:lvl>
-    <w:lvl w:ilvl="5">
-      <w:start w:val="8"/>
-      <w:numFmt w:val="decimal"/>
-      <w:lvlText w:val="%6."/>
-      <w:lvlJc w:val="left"/>
-      <w:pPr>
-        <w:ind w:left="4320" w:hanging="360"/>
-      </w:pPr>
-    </w:lvl>
-    <w:lvl w:ilvl="6">
-      <w:start w:val="8"/>
-      <w:numFmt w:val="decimal"/>
-      <w:lvlText w:val="%7."/>
-      <w:lvlJc w:val="left"/>
-      <w:pPr>
-        <w:ind w:left="5040" w:hanging="360"/>
-      </w:pPr>
-    </w:lvl>
-    <w:lvl w:ilvl="7">
-      <w:start w:val="8"/>
-      <w:numFmt w:val="decimal"/>
-      <w:lvlText w:val="%8."/>
-      <w:lvlJc w:val="left"/>
-      <w:pPr>
-        <w:ind w:left="5760" w:hanging="360"/>
-      </w:pPr>
-    </w:lvl>
-    <w:lvl w:ilvl="8">
-      <w:start w:val="8"/>
-      <w:numFmt w:val="decimal"/>
-      <w:lvlText w:val="%9."/>
-      <w:lvlJc w:val="left"/>
-      <w:pPr>
-        <w:ind w:left="6480" w:hanging="360"/>
-      </w:pPr>
-    </w:lvl>
-  </w:abstractNum>
-  <w:abstractNum w:abstractNumId="994110">
-    <w:nsid w:val="0A994110"/>
-    <w:multiLevelType w:val="multilevel"/>
-    <w:lvl w:ilvl="0">
-      <w:start w:val="10"/>
-      <w:numFmt w:val="decimal"/>
-      <w:lvlText w:val="%1."/>
-      <w:lvlJc w:val="left"/>
-      <w:pPr>
-        <w:ind w:left="720" w:hanging="360"/>
-      </w:pPr>
-    </w:lvl>
-    <w:lvl w:ilvl="1">
-      <w:start w:val="10"/>
-      <w:numFmt w:val="decimal"/>
-      <w:lvlText w:val="%2."/>
-      <w:lvlJc w:val="left"/>
-      <w:pPr>
-        <w:ind w:left="1440" w:hanging="360"/>
-      </w:pPr>
-    </w:lvl>
-    <w:lvl w:ilvl="2">
-      <w:start w:val="10"/>
-      <w:numFmt w:val="decimal"/>
-      <w:lvlText w:val="%3."/>
-      <w:lvlJc w:val="left"/>
-      <w:pPr>
-        <w:ind w:left="2160" w:hanging="360"/>
-      </w:pPr>
-    </w:lvl>
-    <w:lvl w:ilvl="3">
-      <w:start w:val="10"/>
-      <w:numFmt w:val="decimal"/>
-      <w:lvlText w:val="%4."/>
-      <w:lvlJc w:val="left"/>
-      <w:pPr>
-        <w:ind w:left="2880" w:hanging="360"/>
-      </w:pPr>
-    </w:lvl>
-    <w:lvl w:ilvl="4">
-      <w:start w:val="10"/>
-      <w:numFmt w:val="decimal"/>
-      <w:lvlText w:val="%5."/>
-      <w:lvlJc w:val="left"/>
-      <w:pPr>
-        <w:ind w:left="3600" w:hanging="360"/>
-      </w:pPr>
-    </w:lvl>
-    <w:lvl w:ilvl="5">
-      <w:start w:val="10"/>
-      <w:numFmt w:val="decimal"/>
-      <w:lvlText w:val="%6."/>
-      <w:lvlJc w:val="left"/>
-      <w:pPr>
-        <w:ind w:left="4320" w:hanging="360"/>
-      </w:pPr>
-    </w:lvl>
-    <w:lvl w:ilvl="6">
-      <w:start w:val="10"/>
-      <w:numFmt w:val="decimal"/>
-      <w:lvlText w:val="%7."/>
-      <w:lvlJc w:val="left"/>
-      <w:pPr>
-        <w:ind w:left="5040" w:hanging="360"/>
-      </w:pPr>
-    </w:lvl>
-    <w:lvl w:ilvl="7">
-      <w:start w:val="10"/>
-      <w:numFmt w:val="decimal"/>
-      <w:lvlText w:val="%8."/>
-      <w:lvlJc w:val="left"/>
-      <w:pPr>
-        <w:ind w:left="5760" w:hanging="360"/>
-      </w:pPr>
-    </w:lvl>
-    <w:lvl w:ilvl="8">
-      <w:start w:val="10"/>
-      <w:numFmt w:val="decimal"/>
-      <w:lvlText w:val="%9."/>
-      <w:lvlJc w:val="left"/>
-      <w:pPr>
-        <w:ind w:left="6480" w:hanging="360"/>
-      </w:pPr>
-    </w:lvl>
-  </w:abstractNum>
   <w:num w:numId="1000">
     <w:abstractNumId w:val="990"/>
   </w:num>
@@ -9197,486 +8451,6 @@
   </w:num>
   <w:num w:numId="1002">
     <w:abstractNumId w:val="991"/>
-  </w:num>
-  <w:num w:numId="1003">
-    <w:abstractNumId w:val="99411"/>
-    <w:lvlOverride w:ilvl="0">
-      <w:startOverride w:val="1"/>
-    </w:lvlOverride>
-    <w:lvlOverride w:ilvl="1">
-      <w:startOverride w:val="1"/>
-    </w:lvlOverride>
-    <w:lvlOverride w:ilvl="2">
-      <w:startOverride w:val="1"/>
-    </w:lvlOverride>
-    <w:lvlOverride w:ilvl="3">
-      <w:startOverride w:val="1"/>
-    </w:lvlOverride>
-    <w:lvlOverride w:ilvl="4">
-      <w:startOverride w:val="1"/>
-    </w:lvlOverride>
-    <w:lvlOverride w:ilvl="5">
-      <w:startOverride w:val="1"/>
-    </w:lvlOverride>
-    <w:lvlOverride w:ilvl="6">
-      <w:startOverride w:val="1"/>
-    </w:lvlOverride>
-    <w:lvlOverride w:ilvl="7">
-      <w:startOverride w:val="1"/>
-    </w:lvlOverride>
-    <w:lvlOverride w:ilvl="8">
-      <w:startOverride w:val="1"/>
-    </w:lvlOverride>
-  </w:num>
-  <w:num w:numId="1004">
-    <w:abstractNumId w:val="99731"/>
-    <w:lvlOverride w:ilvl="0">
-      <w:startOverride w:val="1"/>
-    </w:lvlOverride>
-    <w:lvlOverride w:ilvl="1">
-      <w:startOverride w:val="1"/>
-    </w:lvlOverride>
-    <w:lvlOverride w:ilvl="2">
-      <w:startOverride w:val="1"/>
-    </w:lvlOverride>
-    <w:lvlOverride w:ilvl="3">
-      <w:startOverride w:val="1"/>
-    </w:lvlOverride>
-    <w:lvlOverride w:ilvl="4">
-      <w:startOverride w:val="1"/>
-    </w:lvlOverride>
-    <w:lvlOverride w:ilvl="5">
-      <w:startOverride w:val="1"/>
-    </w:lvlOverride>
-    <w:lvlOverride w:ilvl="6">
-      <w:startOverride w:val="1"/>
-    </w:lvlOverride>
-    <w:lvlOverride w:ilvl="7">
-      <w:startOverride w:val="1"/>
-    </w:lvlOverride>
-    <w:lvlOverride w:ilvl="8">
-      <w:startOverride w:val="1"/>
-    </w:lvlOverride>
-  </w:num>
-  <w:num w:numId="1005">
-    <w:abstractNumId w:val="99731"/>
-    <w:lvlOverride w:ilvl="0">
-      <w:startOverride w:val="1"/>
-    </w:lvlOverride>
-    <w:lvlOverride w:ilvl="1">
-      <w:startOverride w:val="1"/>
-    </w:lvlOverride>
-    <w:lvlOverride w:ilvl="2">
-      <w:startOverride w:val="1"/>
-    </w:lvlOverride>
-    <w:lvlOverride w:ilvl="3">
-      <w:startOverride w:val="1"/>
-    </w:lvlOverride>
-    <w:lvlOverride w:ilvl="4">
-      <w:startOverride w:val="1"/>
-    </w:lvlOverride>
-    <w:lvlOverride w:ilvl="5">
-      <w:startOverride w:val="1"/>
-    </w:lvlOverride>
-    <w:lvlOverride w:ilvl="6">
-      <w:startOverride w:val="1"/>
-    </w:lvlOverride>
-    <w:lvlOverride w:ilvl="7">
-      <w:startOverride w:val="1"/>
-    </w:lvlOverride>
-    <w:lvlOverride w:ilvl="8">
-      <w:startOverride w:val="1"/>
-    </w:lvlOverride>
-  </w:num>
-  <w:num w:numId="1006">
-    <w:abstractNumId w:val="99731"/>
-    <w:lvlOverride w:ilvl="0">
-      <w:startOverride w:val="1"/>
-    </w:lvlOverride>
-    <w:lvlOverride w:ilvl="1">
-      <w:startOverride w:val="1"/>
-    </w:lvlOverride>
-    <w:lvlOverride w:ilvl="2">
-      <w:startOverride w:val="1"/>
-    </w:lvlOverride>
-    <w:lvlOverride w:ilvl="3">
-      <w:startOverride w:val="1"/>
-    </w:lvlOverride>
-    <w:lvlOverride w:ilvl="4">
-      <w:startOverride w:val="1"/>
-    </w:lvlOverride>
-    <w:lvlOverride w:ilvl="5">
-      <w:startOverride w:val="1"/>
-    </w:lvlOverride>
-    <w:lvlOverride w:ilvl="6">
-      <w:startOverride w:val="1"/>
-    </w:lvlOverride>
-    <w:lvlOverride w:ilvl="7">
-      <w:startOverride w:val="1"/>
-    </w:lvlOverride>
-    <w:lvlOverride w:ilvl="8">
-      <w:startOverride w:val="1"/>
-    </w:lvlOverride>
-  </w:num>
-  <w:num w:numId="1007">
-    <w:abstractNumId w:val="99731"/>
-    <w:lvlOverride w:ilvl="0">
-      <w:startOverride w:val="1"/>
-    </w:lvlOverride>
-    <w:lvlOverride w:ilvl="1">
-      <w:startOverride w:val="1"/>
-    </w:lvlOverride>
-    <w:lvlOverride w:ilvl="2">
-      <w:startOverride w:val="1"/>
-    </w:lvlOverride>
-    <w:lvlOverride w:ilvl="3">
-      <w:startOverride w:val="1"/>
-    </w:lvlOverride>
-    <w:lvlOverride w:ilvl="4">
-      <w:startOverride w:val="1"/>
-    </w:lvlOverride>
-    <w:lvlOverride w:ilvl="5">
-      <w:startOverride w:val="1"/>
-    </w:lvlOverride>
-    <w:lvlOverride w:ilvl="6">
-      <w:startOverride w:val="1"/>
-    </w:lvlOverride>
-    <w:lvlOverride w:ilvl="7">
-      <w:startOverride w:val="1"/>
-    </w:lvlOverride>
-    <w:lvlOverride w:ilvl="8">
-      <w:startOverride w:val="1"/>
-    </w:lvlOverride>
-  </w:num>
-  <w:num w:numId="1008">
-    <w:abstractNumId w:val="99731"/>
-    <w:lvlOverride w:ilvl="0">
-      <w:startOverride w:val="1"/>
-    </w:lvlOverride>
-    <w:lvlOverride w:ilvl="1">
-      <w:startOverride w:val="1"/>
-    </w:lvlOverride>
-    <w:lvlOverride w:ilvl="2">
-      <w:startOverride w:val="1"/>
-    </w:lvlOverride>
-    <w:lvlOverride w:ilvl="3">
-      <w:startOverride w:val="1"/>
-    </w:lvlOverride>
-    <w:lvlOverride w:ilvl="4">
-      <w:startOverride w:val="1"/>
-    </w:lvlOverride>
-    <w:lvlOverride w:ilvl="5">
-      <w:startOverride w:val="1"/>
-    </w:lvlOverride>
-    <w:lvlOverride w:ilvl="6">
-      <w:startOverride w:val="1"/>
-    </w:lvlOverride>
-    <w:lvlOverride w:ilvl="7">
-      <w:startOverride w:val="1"/>
-    </w:lvlOverride>
-    <w:lvlOverride w:ilvl="8">
-      <w:startOverride w:val="1"/>
-    </w:lvlOverride>
-  </w:num>
-  <w:num w:numId="1009">
-    <w:abstractNumId w:val="99416"/>
-    <w:lvlOverride w:ilvl="0">
-      <w:startOverride w:val="6"/>
-    </w:lvlOverride>
-    <w:lvlOverride w:ilvl="1">
-      <w:startOverride w:val="6"/>
-    </w:lvlOverride>
-    <w:lvlOverride w:ilvl="2">
-      <w:startOverride w:val="6"/>
-    </w:lvlOverride>
-    <w:lvlOverride w:ilvl="3">
-      <w:startOverride w:val="6"/>
-    </w:lvlOverride>
-    <w:lvlOverride w:ilvl="4">
-      <w:startOverride w:val="6"/>
-    </w:lvlOverride>
-    <w:lvlOverride w:ilvl="5">
-      <w:startOverride w:val="6"/>
-    </w:lvlOverride>
-    <w:lvlOverride w:ilvl="6">
-      <w:startOverride w:val="6"/>
-    </w:lvlOverride>
-    <w:lvlOverride w:ilvl="7">
-      <w:startOverride w:val="6"/>
-    </w:lvlOverride>
-    <w:lvlOverride w:ilvl="8">
-      <w:startOverride w:val="6"/>
-    </w:lvlOverride>
-  </w:num>
-  <w:num w:numId="1010">
-    <w:abstractNumId w:val="99731"/>
-    <w:lvlOverride w:ilvl="0">
-      <w:startOverride w:val="1"/>
-    </w:lvlOverride>
-    <w:lvlOverride w:ilvl="1">
-      <w:startOverride w:val="1"/>
-    </w:lvlOverride>
-    <w:lvlOverride w:ilvl="2">
-      <w:startOverride w:val="1"/>
-    </w:lvlOverride>
-    <w:lvlOverride w:ilvl="3">
-      <w:startOverride w:val="1"/>
-    </w:lvlOverride>
-    <w:lvlOverride w:ilvl="4">
-      <w:startOverride w:val="1"/>
-    </w:lvlOverride>
-    <w:lvlOverride w:ilvl="5">
-      <w:startOverride w:val="1"/>
-    </w:lvlOverride>
-    <w:lvlOverride w:ilvl="6">
-      <w:startOverride w:val="1"/>
-    </w:lvlOverride>
-    <w:lvlOverride w:ilvl="7">
-      <w:startOverride w:val="1"/>
-    </w:lvlOverride>
-    <w:lvlOverride w:ilvl="8">
-      <w:startOverride w:val="1"/>
-    </w:lvlOverride>
-  </w:num>
-  <w:num w:numId="1011">
-    <w:abstractNumId w:val="99731"/>
-    <w:lvlOverride w:ilvl="0">
-      <w:startOverride w:val="1"/>
-    </w:lvlOverride>
-    <w:lvlOverride w:ilvl="1">
-      <w:startOverride w:val="1"/>
-    </w:lvlOverride>
-    <w:lvlOverride w:ilvl="2">
-      <w:startOverride w:val="1"/>
-    </w:lvlOverride>
-    <w:lvlOverride w:ilvl="3">
-      <w:startOverride w:val="1"/>
-    </w:lvlOverride>
-    <w:lvlOverride w:ilvl="4">
-      <w:startOverride w:val="1"/>
-    </w:lvlOverride>
-    <w:lvlOverride w:ilvl="5">
-      <w:startOverride w:val="1"/>
-    </w:lvlOverride>
-    <w:lvlOverride w:ilvl="6">
-      <w:startOverride w:val="1"/>
-    </w:lvlOverride>
-    <w:lvlOverride w:ilvl="7">
-      <w:startOverride w:val="1"/>
-    </w:lvlOverride>
-    <w:lvlOverride w:ilvl="8">
-      <w:startOverride w:val="1"/>
-    </w:lvlOverride>
-  </w:num>
-  <w:num w:numId="1012">
-    <w:abstractNumId w:val="99418"/>
-    <w:lvlOverride w:ilvl="0">
-      <w:startOverride w:val="8"/>
-    </w:lvlOverride>
-    <w:lvlOverride w:ilvl="1">
-      <w:startOverride w:val="8"/>
-    </w:lvlOverride>
-    <w:lvlOverride w:ilvl="2">
-      <w:startOverride w:val="8"/>
-    </w:lvlOverride>
-    <w:lvlOverride w:ilvl="3">
-      <w:startOverride w:val="8"/>
-    </w:lvlOverride>
-    <w:lvlOverride w:ilvl="4">
-      <w:startOverride w:val="8"/>
-    </w:lvlOverride>
-    <w:lvlOverride w:ilvl="5">
-      <w:startOverride w:val="8"/>
-    </w:lvlOverride>
-    <w:lvlOverride w:ilvl="6">
-      <w:startOverride w:val="8"/>
-    </w:lvlOverride>
-    <w:lvlOverride w:ilvl="7">
-      <w:startOverride w:val="8"/>
-    </w:lvlOverride>
-    <w:lvlOverride w:ilvl="8">
-      <w:startOverride w:val="8"/>
-    </w:lvlOverride>
-  </w:num>
-  <w:num w:numId="1013">
-    <w:abstractNumId w:val="99731"/>
-    <w:lvlOverride w:ilvl="0">
-      <w:startOverride w:val="1"/>
-    </w:lvlOverride>
-    <w:lvlOverride w:ilvl="1">
-      <w:startOverride w:val="1"/>
-    </w:lvlOverride>
-    <w:lvlOverride w:ilvl="2">
-      <w:startOverride w:val="1"/>
-    </w:lvlOverride>
-    <w:lvlOverride w:ilvl="3">
-      <w:startOverride w:val="1"/>
-    </w:lvlOverride>
-    <w:lvlOverride w:ilvl="4">
-      <w:startOverride w:val="1"/>
-    </w:lvlOverride>
-    <w:lvlOverride w:ilvl="5">
-      <w:startOverride w:val="1"/>
-    </w:lvlOverride>
-    <w:lvlOverride w:ilvl="6">
-      <w:startOverride w:val="1"/>
-    </w:lvlOverride>
-    <w:lvlOverride w:ilvl="7">
-      <w:startOverride w:val="1"/>
-    </w:lvlOverride>
-    <w:lvlOverride w:ilvl="8">
-      <w:startOverride w:val="1"/>
-    </w:lvlOverride>
-  </w:num>
-  <w:num w:numId="1014">
-    <w:abstractNumId w:val="99731"/>
-    <w:lvlOverride w:ilvl="0">
-      <w:startOverride w:val="1"/>
-    </w:lvlOverride>
-    <w:lvlOverride w:ilvl="1">
-      <w:startOverride w:val="1"/>
-    </w:lvlOverride>
-    <w:lvlOverride w:ilvl="2">
-      <w:startOverride w:val="1"/>
-    </w:lvlOverride>
-    <w:lvlOverride w:ilvl="3">
-      <w:startOverride w:val="1"/>
-    </w:lvlOverride>
-    <w:lvlOverride w:ilvl="4">
-      <w:startOverride w:val="1"/>
-    </w:lvlOverride>
-    <w:lvlOverride w:ilvl="5">
-      <w:startOverride w:val="1"/>
-    </w:lvlOverride>
-    <w:lvlOverride w:ilvl="6">
-      <w:startOverride w:val="1"/>
-    </w:lvlOverride>
-    <w:lvlOverride w:ilvl="7">
-      <w:startOverride w:val="1"/>
-    </w:lvlOverride>
-    <w:lvlOverride w:ilvl="8">
-      <w:startOverride w:val="1"/>
-    </w:lvlOverride>
-  </w:num>
-  <w:num w:numId="1015">
-    <w:abstractNumId w:val="994110"/>
-    <w:lvlOverride w:ilvl="0">
-      <w:startOverride w:val="10"/>
-    </w:lvlOverride>
-    <w:lvlOverride w:ilvl="1">
-      <w:startOverride w:val="10"/>
-    </w:lvlOverride>
-    <w:lvlOverride w:ilvl="2">
-      <w:startOverride w:val="10"/>
-    </w:lvlOverride>
-    <w:lvlOverride w:ilvl="3">
-      <w:startOverride w:val="10"/>
-    </w:lvlOverride>
-    <w:lvlOverride w:ilvl="4">
-      <w:startOverride w:val="10"/>
-    </w:lvlOverride>
-    <w:lvlOverride w:ilvl="5">
-      <w:startOverride w:val="10"/>
-    </w:lvlOverride>
-    <w:lvlOverride w:ilvl="6">
-      <w:startOverride w:val="10"/>
-    </w:lvlOverride>
-    <w:lvlOverride w:ilvl="7">
-      <w:startOverride w:val="10"/>
-    </w:lvlOverride>
-    <w:lvlOverride w:ilvl="8">
-      <w:startOverride w:val="10"/>
-    </w:lvlOverride>
-  </w:num>
-  <w:num w:numId="1016">
-    <w:abstractNumId w:val="99731"/>
-    <w:lvlOverride w:ilvl="0">
-      <w:startOverride w:val="1"/>
-    </w:lvlOverride>
-    <w:lvlOverride w:ilvl="1">
-      <w:startOverride w:val="1"/>
-    </w:lvlOverride>
-    <w:lvlOverride w:ilvl="2">
-      <w:startOverride w:val="1"/>
-    </w:lvlOverride>
-    <w:lvlOverride w:ilvl="3">
-      <w:startOverride w:val="1"/>
-    </w:lvlOverride>
-    <w:lvlOverride w:ilvl="4">
-      <w:startOverride w:val="1"/>
-    </w:lvlOverride>
-    <w:lvlOverride w:ilvl="5">
-      <w:startOverride w:val="1"/>
-    </w:lvlOverride>
-    <w:lvlOverride w:ilvl="6">
-      <w:startOverride w:val="1"/>
-    </w:lvlOverride>
-    <w:lvlOverride w:ilvl="7">
-      <w:startOverride w:val="1"/>
-    </w:lvlOverride>
-    <w:lvlOverride w:ilvl="8">
-      <w:startOverride w:val="1"/>
-    </w:lvlOverride>
-  </w:num>
-  <w:num w:numId="1017">
-    <w:abstractNumId w:val="99731"/>
-    <w:lvlOverride w:ilvl="0">
-      <w:startOverride w:val="1"/>
-    </w:lvlOverride>
-    <w:lvlOverride w:ilvl="1">
-      <w:startOverride w:val="1"/>
-    </w:lvlOverride>
-    <w:lvlOverride w:ilvl="2">
-      <w:startOverride w:val="1"/>
-    </w:lvlOverride>
-    <w:lvlOverride w:ilvl="3">
-      <w:startOverride w:val="1"/>
-    </w:lvlOverride>
-    <w:lvlOverride w:ilvl="4">
-      <w:startOverride w:val="1"/>
-    </w:lvlOverride>
-    <w:lvlOverride w:ilvl="5">
-      <w:startOverride w:val="1"/>
-    </w:lvlOverride>
-    <w:lvlOverride w:ilvl="6">
-      <w:startOverride w:val="1"/>
-    </w:lvlOverride>
-    <w:lvlOverride w:ilvl="7">
-      <w:startOverride w:val="1"/>
-    </w:lvlOverride>
-    <w:lvlOverride w:ilvl="8">
-      <w:startOverride w:val="1"/>
-    </w:lvlOverride>
-  </w:num>
-  <w:num w:numId="1018">
-    <w:abstractNumId w:val="99731"/>
-    <w:lvlOverride w:ilvl="0">
-      <w:startOverride w:val="1"/>
-    </w:lvlOverride>
-    <w:lvlOverride w:ilvl="1">
-      <w:startOverride w:val="1"/>
-    </w:lvlOverride>
-    <w:lvlOverride w:ilvl="2">
-      <w:startOverride w:val="1"/>
-    </w:lvlOverride>
-    <w:lvlOverride w:ilvl="3">
-      <w:startOverride w:val="1"/>
-    </w:lvlOverride>
-    <w:lvlOverride w:ilvl="4">
-      <w:startOverride w:val="1"/>
-    </w:lvlOverride>
-    <w:lvlOverride w:ilvl="5">
-      <w:startOverride w:val="1"/>
-    </w:lvlOverride>
-    <w:lvlOverride w:ilvl="6">
-      <w:startOverride w:val="1"/>
-    </w:lvlOverride>
-    <w:lvlOverride w:ilvl="7">
-      <w:startOverride w:val="1"/>
-    </w:lvlOverride>
-    <w:lvlOverride w:ilvl="8">
-      <w:startOverride w:val="1"/>
-    </w:lvlOverride>
   </w:num>
 </w:numbering>
 </file>
